--- a/Lecture/Chem/Exem/2025_26/2_Gr_2025.docx
+++ b/Lecture/Chem/Exem/2025_26/2_Gr_2025.docx
@@ -104,21 +104,12 @@
         <w:br/>
         <w:t>(</w:t>
       </w:r>
-      <w:proofErr w:type="spellStart"/>
       <w:r>
         <w:rPr>
           <w:sz w:val="28"/>
           <w:lang w:val="uk-UA"/>
         </w:rPr>
-        <w:t>Коротченков</w:t>
-      </w:r>
-      <w:proofErr w:type="spellEnd"/>
-      <w:r>
-        <w:rPr>
-          <w:sz w:val="28"/>
-          <w:lang w:val="uk-UA"/>
-        </w:rPr>
-        <w:t xml:space="preserve"> О.О., </w:t>
+        <w:t xml:space="preserve">Коротченков О.О., </w:t>
       </w:r>
       <w:r>
         <w:rPr>
@@ -139,23 +130,7 @@
           <w:sz w:val="28"/>
           <w:lang w:val="uk-UA"/>
         </w:rPr>
-        <w:t xml:space="preserve">, </w:t>
-      </w:r>
-      <w:proofErr w:type="spellStart"/>
-      <w:r>
-        <w:rPr>
-          <w:sz w:val="28"/>
-          <w:lang w:val="uk-UA"/>
-        </w:rPr>
-        <w:t>Заяць</w:t>
-      </w:r>
-      <w:proofErr w:type="spellEnd"/>
-      <w:r>
-        <w:rPr>
-          <w:sz w:val="28"/>
-          <w:lang w:val="uk-UA"/>
-        </w:rPr>
-        <w:t xml:space="preserve"> Д.О.</w:t>
+        <w:t>, Заяць Д.О.</w:t>
       </w:r>
       <w:r>
         <w:rPr>
@@ -177,7 +152,7 @@
     </w:p>
     <w:tbl>
       <w:tblPr>
-        <w:tblW w:w="10042" w:type="dxa"/>
+        <w:tblW w:w="9454" w:type="dxa"/>
         <w:jc w:val="center"/>
         <w:tblBorders>
           <w:top w:val="single" w:sz="4" w:space="0" w:color="auto"/>
@@ -193,12 +168,12 @@
       <w:tblGrid>
         <w:gridCol w:w="531"/>
         <w:gridCol w:w="2381"/>
+        <w:gridCol w:w="1333"/>
         <w:gridCol w:w="1056"/>
         <w:gridCol w:w="1134"/>
         <w:gridCol w:w="873"/>
-        <w:gridCol w:w="1395"/>
-        <w:gridCol w:w="1112"/>
-        <w:gridCol w:w="1560"/>
+        <w:gridCol w:w="762"/>
+        <w:gridCol w:w="1384"/>
       </w:tblGrid>
       <w:tr>
         <w:trPr>
@@ -241,181 +216,7 @@
         </w:tc>
         <w:tc>
           <w:tcPr>
-            <w:tcW w:w="1056" w:type="dxa"/>
-          </w:tcPr>
-          <w:p>
-            <w:pPr>
-              <w:spacing w:line="360" w:lineRule="auto"/>
-              <w:jc w:val="center"/>
-              <w:rPr>
-                <w:sz w:val="20"/>
-                <w:szCs w:val="20"/>
-                <w:lang w:val="uk-UA"/>
-              </w:rPr>
-            </w:pPr>
-            <w:r>
-              <w:rPr>
-                <w:sz w:val="20"/>
-                <w:szCs w:val="20"/>
-                <w:lang w:val="uk-UA"/>
-              </w:rPr>
-              <w:t>Л</w:t>
-            </w:r>
-            <w:r>
-              <w:rPr>
-                <w:sz w:val="20"/>
-                <w:szCs w:val="20"/>
-              </w:rPr>
-              <w:t>.</w:t>
-            </w:r>
-            <w:r>
-              <w:rPr>
-                <w:sz w:val="20"/>
-                <w:szCs w:val="20"/>
-                <w:lang w:val="uk-UA"/>
-              </w:rPr>
-              <w:t>Р</w:t>
-            </w:r>
-            <w:r>
-              <w:rPr>
-                <w:sz w:val="20"/>
-                <w:szCs w:val="20"/>
-              </w:rPr>
-              <w:t>.</w:t>
-            </w:r>
-            <w:r>
-              <w:rPr>
-                <w:sz w:val="20"/>
-                <w:szCs w:val="20"/>
-                <w:lang w:val="uk-UA"/>
-              </w:rPr>
-              <w:t xml:space="preserve"> </w:t>
-            </w:r>
-            <w:r>
-              <w:rPr>
-                <w:sz w:val="20"/>
-                <w:szCs w:val="20"/>
-                <w:lang w:val="uk-UA"/>
-              </w:rPr>
-              <w:t>(</w:t>
-            </w:r>
-            <w:r>
-              <w:rPr>
-                <w:sz w:val="20"/>
-                <w:szCs w:val="20"/>
-                <w:lang w:val="uk-UA"/>
-              </w:rPr>
-              <w:t>24</w:t>
-            </w:r>
-            <w:r>
-              <w:rPr>
-                <w:sz w:val="20"/>
-                <w:szCs w:val="20"/>
-                <w:lang w:val="uk-UA"/>
-              </w:rPr>
-              <w:t>)</w:t>
-            </w:r>
-          </w:p>
-        </w:tc>
-        <w:tc>
-          <w:tcPr>
-            <w:tcW w:w="1134" w:type="dxa"/>
-          </w:tcPr>
-          <w:p>
-            <w:pPr>
-              <w:spacing w:line="360" w:lineRule="auto"/>
-              <w:jc w:val="center"/>
-              <w:rPr>
-                <w:sz w:val="20"/>
-                <w:szCs w:val="20"/>
-                <w:lang w:val="uk-UA"/>
-              </w:rPr>
-            </w:pPr>
-            <w:r>
-              <w:rPr>
-                <w:sz w:val="20"/>
-                <w:szCs w:val="20"/>
-                <w:lang w:val="uk-UA"/>
-              </w:rPr>
-              <w:t xml:space="preserve">Семінар </w:t>
-            </w:r>
-            <w:r>
-              <w:rPr>
-                <w:sz w:val="20"/>
-                <w:szCs w:val="20"/>
-                <w:lang w:val="uk-UA"/>
-              </w:rPr>
-              <w:t>(</w:t>
-            </w:r>
-            <w:r>
-              <w:rPr>
-                <w:sz w:val="20"/>
-                <w:szCs w:val="20"/>
-                <w:lang w:val="uk-UA"/>
-              </w:rPr>
-              <w:t>36</w:t>
-            </w:r>
-            <w:r>
-              <w:rPr>
-                <w:sz w:val="20"/>
-                <w:szCs w:val="20"/>
-                <w:lang w:val="uk-UA"/>
-              </w:rPr>
-              <w:t>)</w:t>
-            </w:r>
-          </w:p>
-        </w:tc>
-        <w:tc>
-          <w:tcPr>
-            <w:tcW w:w="873" w:type="dxa"/>
-          </w:tcPr>
-          <w:p>
-            <w:pPr>
-              <w:spacing w:line="360" w:lineRule="auto"/>
-              <w:jc w:val="center"/>
-              <w:rPr>
-                <w:sz w:val="20"/>
-                <w:szCs w:val="20"/>
-                <w:lang w:val="uk-UA"/>
-              </w:rPr>
-            </w:pPr>
-            <w:r>
-              <w:rPr>
-                <w:sz w:val="20"/>
-                <w:szCs w:val="20"/>
-                <w:lang w:val="uk-UA"/>
-              </w:rPr>
-              <w:t xml:space="preserve">Разом </w:t>
-            </w:r>
-            <w:r>
-              <w:rPr>
-                <w:sz w:val="20"/>
-                <w:szCs w:val="20"/>
-                <w:lang w:val="uk-UA"/>
-              </w:rPr>
-              <w:t>(6</w:t>
-            </w:r>
-            <w:r>
-              <w:rPr>
-                <w:sz w:val="20"/>
-                <w:szCs w:val="20"/>
-                <w:lang w:val="uk-UA"/>
-              </w:rPr>
-              <w:t>0</w:t>
-            </w:r>
-            <w:r>
-              <w:rPr>
-                <w:sz w:val="20"/>
-                <w:szCs w:val="20"/>
-                <w:lang w:val="uk-UA"/>
-              </w:rPr>
-              <w:t>)</w:t>
-            </w:r>
-          </w:p>
-        </w:tc>
-        <w:tc>
-          <w:tcPr>
-            <w:tcW w:w="1395" w:type="dxa"/>
+            <w:tcW w:w="1333" w:type="dxa"/>
           </w:tcPr>
           <w:p>
             <w:pPr>
@@ -448,16 +249,198 @@
         </w:tc>
         <w:tc>
           <w:tcPr>
-            <w:tcW w:w="1112" w:type="dxa"/>
-          </w:tcPr>
-          <w:p>
-            <w:pPr>
-              <w:spacing w:line="360" w:lineRule="auto"/>
-              <w:jc w:val="center"/>
-              <w:rPr>
-                <w:sz w:val="20"/>
-                <w:szCs w:val="20"/>
-                <w:lang w:val="uk-UA"/>
+            <w:tcW w:w="1056" w:type="dxa"/>
+          </w:tcPr>
+          <w:p>
+            <w:pPr>
+              <w:spacing w:line="360" w:lineRule="auto"/>
+              <w:jc w:val="center"/>
+              <w:rPr>
+                <w:sz w:val="20"/>
+                <w:szCs w:val="20"/>
+                <w:lang w:val="uk-UA"/>
+              </w:rPr>
+            </w:pPr>
+            <w:r>
+              <w:rPr>
+                <w:sz w:val="20"/>
+                <w:szCs w:val="20"/>
+                <w:lang w:val="uk-UA"/>
+              </w:rPr>
+              <w:t>Л</w:t>
+            </w:r>
+            <w:r>
+              <w:rPr>
+                <w:sz w:val="20"/>
+                <w:szCs w:val="20"/>
+              </w:rPr>
+              <w:t>.</w:t>
+            </w:r>
+            <w:r>
+              <w:rPr>
+                <w:sz w:val="20"/>
+                <w:szCs w:val="20"/>
+                <w:lang w:val="uk-UA"/>
+              </w:rPr>
+              <w:t>Р</w:t>
+            </w:r>
+            <w:r>
+              <w:rPr>
+                <w:sz w:val="20"/>
+                <w:szCs w:val="20"/>
+              </w:rPr>
+              <w:t>.</w:t>
+            </w:r>
+            <w:r>
+              <w:rPr>
+                <w:sz w:val="20"/>
+                <w:szCs w:val="20"/>
+                <w:lang w:val="uk-UA"/>
+              </w:rPr>
+              <w:t xml:space="preserve"> </w:t>
+            </w:r>
+            <w:r>
+              <w:rPr>
+                <w:sz w:val="20"/>
+                <w:szCs w:val="20"/>
+                <w:lang w:val="uk-UA"/>
+              </w:rPr>
+              <w:t>(</w:t>
+            </w:r>
+            <w:r>
+              <w:rPr>
+                <w:sz w:val="20"/>
+                <w:szCs w:val="20"/>
+                <w:lang w:val="en-US"/>
+              </w:rPr>
+              <w:t>30</w:t>
+            </w:r>
+            <w:r>
+              <w:rPr>
+                <w:sz w:val="20"/>
+                <w:szCs w:val="20"/>
+                <w:lang w:val="uk-UA"/>
+              </w:rPr>
+              <w:t>)</w:t>
+            </w:r>
+          </w:p>
+        </w:tc>
+        <w:tc>
+          <w:tcPr>
+            <w:tcW w:w="1134" w:type="dxa"/>
+          </w:tcPr>
+          <w:p>
+            <w:pPr>
+              <w:spacing w:line="360" w:lineRule="auto"/>
+              <w:jc w:val="center"/>
+              <w:rPr>
+                <w:sz w:val="20"/>
+                <w:szCs w:val="20"/>
+                <w:lang w:val="uk-UA"/>
+              </w:rPr>
+            </w:pPr>
+            <w:r>
+              <w:rPr>
+                <w:sz w:val="20"/>
+                <w:szCs w:val="20"/>
+                <w:lang w:val="uk-UA"/>
+              </w:rPr>
+              <w:t xml:space="preserve">Семінар </w:t>
+            </w:r>
+            <w:r>
+              <w:rPr>
+                <w:sz w:val="20"/>
+                <w:szCs w:val="20"/>
+                <w:lang w:val="uk-UA"/>
+              </w:rPr>
+              <w:t>(</w:t>
+            </w:r>
+            <w:r>
+              <w:rPr>
+                <w:sz w:val="20"/>
+                <w:szCs w:val="20"/>
+                <w:lang w:val="uk-UA"/>
+              </w:rPr>
+              <w:t>3</w:t>
+            </w:r>
+            <w:r>
+              <w:rPr>
+                <w:sz w:val="20"/>
+                <w:szCs w:val="20"/>
+                <w:lang w:val="en-US"/>
+              </w:rPr>
+              <w:t>0</w:t>
+            </w:r>
+            <w:r>
+              <w:rPr>
+                <w:sz w:val="20"/>
+                <w:szCs w:val="20"/>
+                <w:lang w:val="uk-UA"/>
+              </w:rPr>
+              <w:t>)</w:t>
+            </w:r>
+          </w:p>
+        </w:tc>
+        <w:tc>
+          <w:tcPr>
+            <w:tcW w:w="873" w:type="dxa"/>
+          </w:tcPr>
+          <w:p>
+            <w:pPr>
+              <w:spacing w:line="360" w:lineRule="auto"/>
+              <w:jc w:val="center"/>
+              <w:rPr>
+                <w:sz w:val="20"/>
+                <w:szCs w:val="20"/>
+                <w:lang w:val="uk-UA"/>
+              </w:rPr>
+            </w:pPr>
+            <w:r>
+              <w:rPr>
+                <w:sz w:val="20"/>
+                <w:szCs w:val="20"/>
+                <w:lang w:val="uk-UA"/>
+              </w:rPr>
+              <w:t xml:space="preserve">Разом </w:t>
+            </w:r>
+            <w:r>
+              <w:rPr>
+                <w:sz w:val="20"/>
+                <w:szCs w:val="20"/>
+                <w:lang w:val="uk-UA"/>
+              </w:rPr>
+              <w:t>(6</w:t>
+            </w:r>
+            <w:r>
+              <w:rPr>
+                <w:sz w:val="20"/>
+                <w:szCs w:val="20"/>
+                <w:lang w:val="uk-UA"/>
+              </w:rPr>
+              <w:t>0</w:t>
+            </w:r>
+            <w:r>
+              <w:rPr>
+                <w:sz w:val="20"/>
+                <w:szCs w:val="20"/>
+                <w:lang w:val="uk-UA"/>
+              </w:rPr>
+              <w:t>)</w:t>
+            </w:r>
+          </w:p>
+        </w:tc>
+        <w:tc>
+          <w:tcPr>
+            <w:tcW w:w="762" w:type="dxa"/>
+          </w:tcPr>
+          <w:p>
+            <w:pPr>
+              <w:spacing w:line="360" w:lineRule="auto"/>
+              <w:jc w:val="center"/>
+              <w:rPr>
+                <w:sz w:val="20"/>
+                <w:szCs w:val="20"/>
+                <w:lang w:val="en-US"/>
               </w:rPr>
             </w:pPr>
             <w:r>
@@ -469,21 +452,10 @@
               <w:t>Іспит (40)</w:t>
             </w:r>
           </w:p>
-          <w:p>
-            <w:pPr>
-              <w:spacing w:line="360" w:lineRule="auto"/>
-              <w:jc w:val="center"/>
-              <w:rPr>
-                <w:sz w:val="20"/>
-                <w:szCs w:val="20"/>
-                <w:lang w:val="en-US"/>
-              </w:rPr>
-            </w:pPr>
-          </w:p>
-        </w:tc>
-        <w:tc>
-          <w:tcPr>
-            <w:tcW w:w="1560" w:type="dxa"/>
+        </w:tc>
+        <w:tc>
+          <w:tcPr>
+            <w:tcW w:w="1384" w:type="dxa"/>
           </w:tcPr>
           <w:p>
             <w:pPr>
@@ -556,41 +528,37 @@
                 <w:szCs w:val="22"/>
               </w:rPr>
             </w:pPr>
-            <w:proofErr w:type="spellStart"/>
             <w:r>
               <w:rPr>
                 <w:color w:val="000000"/>
                 <w:sz w:val="22"/>
                 <w:szCs w:val="22"/>
               </w:rPr>
-              <w:t>Алєксєєва</w:t>
-            </w:r>
-            <w:proofErr w:type="spellEnd"/>
-            <w:r>
-              <w:rPr>
-                <w:color w:val="000000"/>
-                <w:sz w:val="22"/>
-                <w:szCs w:val="22"/>
-              </w:rPr>
-              <w:t xml:space="preserve"> </w:t>
-            </w:r>
-            <w:proofErr w:type="spellStart"/>
-            <w:r>
-              <w:rPr>
-                <w:color w:val="000000"/>
-                <w:sz w:val="22"/>
-                <w:szCs w:val="22"/>
-              </w:rPr>
-              <w:t>Олена</w:t>
-            </w:r>
-            <w:proofErr w:type="spellEnd"/>
-            <w:r>
-              <w:rPr>
-                <w:color w:val="000000"/>
-                <w:sz w:val="22"/>
-                <w:szCs w:val="22"/>
-              </w:rPr>
-              <w:t xml:space="preserve"> </w:t>
+              <w:t xml:space="preserve">Алєксєєва Олена </w:t>
+            </w:r>
+          </w:p>
+        </w:tc>
+        <w:tc>
+          <w:tcPr>
+            <w:tcW w:w="1333" w:type="dxa"/>
+          </w:tcPr>
+          <w:p>
+            <w:pPr>
+              <w:spacing w:line="360" w:lineRule="auto"/>
+              <w:jc w:val="center"/>
+              <w:rPr>
+                <w:sz w:val="20"/>
+                <w:szCs w:val="20"/>
+                <w:lang w:val="uk-UA"/>
+              </w:rPr>
+            </w:pPr>
+            <w:r>
+              <w:rPr>
+                <w:sz w:val="20"/>
+                <w:szCs w:val="20"/>
+                <w:lang w:val="uk-UA"/>
+              </w:rPr>
+              <w:t>97</w:t>
             </w:r>
           </w:p>
         </w:tc>
@@ -644,47 +612,23 @@
         </w:tc>
         <w:tc>
           <w:tcPr>
-            <w:tcW w:w="1395" w:type="dxa"/>
-          </w:tcPr>
-          <w:p>
-            <w:pPr>
-              <w:spacing w:line="360" w:lineRule="auto"/>
-              <w:jc w:val="center"/>
-              <w:rPr>
-                <w:sz w:val="20"/>
-                <w:szCs w:val="20"/>
-                <w:lang w:val="en-US"/>
-              </w:rPr>
-            </w:pPr>
-            <w:r>
-              <w:rPr>
-                <w:sz w:val="20"/>
-                <w:szCs w:val="20"/>
-                <w:lang w:val="uk-UA"/>
-              </w:rPr>
-              <w:t>97</w:t>
-            </w:r>
-          </w:p>
-        </w:tc>
-        <w:tc>
-          <w:tcPr>
-            <w:tcW w:w="1112" w:type="dxa"/>
-          </w:tcPr>
-          <w:p>
-            <w:pPr>
-              <w:spacing w:line="360" w:lineRule="auto"/>
-              <w:jc w:val="center"/>
-              <w:rPr>
-                <w:sz w:val="20"/>
-                <w:szCs w:val="20"/>
-                <w:lang w:val="en-US"/>
-              </w:rPr>
-            </w:pPr>
-          </w:p>
-        </w:tc>
-        <w:tc>
-          <w:tcPr>
-            <w:tcW w:w="1560" w:type="dxa"/>
+            <w:tcW w:w="762" w:type="dxa"/>
+          </w:tcPr>
+          <w:p>
+            <w:pPr>
+              <w:spacing w:line="360" w:lineRule="auto"/>
+              <w:jc w:val="center"/>
+              <w:rPr>
+                <w:sz w:val="20"/>
+                <w:szCs w:val="20"/>
+                <w:lang w:val="en-US"/>
+              </w:rPr>
+            </w:pPr>
+          </w:p>
+        </w:tc>
+        <w:tc>
+          <w:tcPr>
+            <w:tcW w:w="1384" w:type="dxa"/>
           </w:tcPr>
           <w:p>
             <w:pPr>
@@ -751,24 +695,30 @@
                 <w:szCs w:val="22"/>
               </w:rPr>
             </w:pPr>
-            <w:proofErr w:type="spellStart"/>
             <w:r>
               <w:rPr>
                 <w:color w:val="000000"/>
                 <w:sz w:val="22"/>
                 <w:szCs w:val="22"/>
               </w:rPr>
-              <w:t>Алєйнікова</w:t>
-            </w:r>
-            <w:proofErr w:type="spellEnd"/>
-            <w:r>
-              <w:rPr>
-                <w:color w:val="000000"/>
-                <w:sz w:val="22"/>
-                <w:szCs w:val="22"/>
-              </w:rPr>
-              <w:t xml:space="preserve"> Катерина</w:t>
-            </w:r>
+              <w:t>Алєйнікова Катерина</w:t>
+            </w:r>
+          </w:p>
+        </w:tc>
+        <w:tc>
+          <w:tcPr>
+            <w:tcW w:w="1333" w:type="dxa"/>
+          </w:tcPr>
+          <w:p>
+            <w:pPr>
+              <w:spacing w:line="360" w:lineRule="auto"/>
+              <w:jc w:val="center"/>
+              <w:rPr>
+                <w:sz w:val="20"/>
+                <w:szCs w:val="20"/>
+                <w:lang w:val="uk-UA"/>
+              </w:rPr>
+            </w:pPr>
           </w:p>
         </w:tc>
         <w:tc>
@@ -821,54 +771,23 @@
         </w:tc>
         <w:tc>
           <w:tcPr>
-            <w:tcW w:w="1395" w:type="dxa"/>
-          </w:tcPr>
-          <w:p>
-            <w:pPr>
-              <w:jc w:val="center"/>
-              <w:rPr>
-                <w:sz w:val="20"/>
-                <w:szCs w:val="20"/>
-                <w:lang w:val="uk-UA"/>
-              </w:rPr>
-            </w:pPr>
-            <w:r>
-              <w:rPr>
-                <w:sz w:val="20"/>
-                <w:szCs w:val="20"/>
-                <w:lang w:val="uk-UA"/>
-              </w:rPr>
-              <w:t>Не допущена</w:t>
-            </w:r>
-            <w:r>
-              <w:rPr>
-                <w:sz w:val="20"/>
-                <w:szCs w:val="20"/>
-                <w:lang w:val="uk-UA"/>
-              </w:rPr>
-              <w:t xml:space="preserve"> (???)</w:t>
-            </w:r>
-          </w:p>
-        </w:tc>
-        <w:tc>
-          <w:tcPr>
-            <w:tcW w:w="1112" w:type="dxa"/>
-          </w:tcPr>
-          <w:p>
-            <w:pPr>
-              <w:spacing w:line="360" w:lineRule="auto"/>
-              <w:jc w:val="center"/>
-              <w:rPr>
-                <w:sz w:val="20"/>
-                <w:szCs w:val="20"/>
-                <w:lang w:val="en-US"/>
-              </w:rPr>
-            </w:pPr>
-          </w:p>
-        </w:tc>
-        <w:tc>
-          <w:tcPr>
-            <w:tcW w:w="1560" w:type="dxa"/>
+            <w:tcW w:w="762" w:type="dxa"/>
+          </w:tcPr>
+          <w:p>
+            <w:pPr>
+              <w:spacing w:line="360" w:lineRule="auto"/>
+              <w:jc w:val="center"/>
+              <w:rPr>
+                <w:sz w:val="20"/>
+                <w:szCs w:val="20"/>
+                <w:lang w:val="en-US"/>
+              </w:rPr>
+            </w:pPr>
+          </w:p>
+        </w:tc>
+        <w:tc>
+          <w:tcPr>
+            <w:tcW w:w="1384" w:type="dxa"/>
           </w:tcPr>
           <w:p>
             <w:pPr>
@@ -925,41 +844,37 @@
                 <w:szCs w:val="22"/>
               </w:rPr>
             </w:pPr>
-            <w:proofErr w:type="spellStart"/>
             <w:r>
               <w:rPr>
                 <w:color w:val="000000"/>
                 <w:sz w:val="22"/>
                 <w:szCs w:val="22"/>
               </w:rPr>
-              <w:t>Ворощук</w:t>
-            </w:r>
-            <w:proofErr w:type="spellEnd"/>
-            <w:r>
-              <w:rPr>
-                <w:color w:val="000000"/>
-                <w:sz w:val="22"/>
-                <w:szCs w:val="22"/>
-              </w:rPr>
-              <w:t xml:space="preserve"> </w:t>
-            </w:r>
-            <w:proofErr w:type="spellStart"/>
-            <w:r>
-              <w:rPr>
-                <w:color w:val="000000"/>
-                <w:sz w:val="22"/>
-                <w:szCs w:val="22"/>
-              </w:rPr>
-              <w:t>Віктор</w:t>
-            </w:r>
-            <w:proofErr w:type="spellEnd"/>
-            <w:r>
-              <w:rPr>
-                <w:color w:val="000000"/>
-                <w:sz w:val="22"/>
-                <w:szCs w:val="22"/>
-              </w:rPr>
-              <w:t xml:space="preserve"> </w:t>
+              <w:t xml:space="preserve">Ворощук Віктор </w:t>
+            </w:r>
+          </w:p>
+        </w:tc>
+        <w:tc>
+          <w:tcPr>
+            <w:tcW w:w="1333" w:type="dxa"/>
+          </w:tcPr>
+          <w:p>
+            <w:pPr>
+              <w:spacing w:line="360" w:lineRule="auto"/>
+              <w:jc w:val="center"/>
+              <w:rPr>
+                <w:sz w:val="20"/>
+                <w:szCs w:val="20"/>
+                <w:lang w:val="uk-UA"/>
+              </w:rPr>
+            </w:pPr>
+            <w:r>
+              <w:rPr>
+                <w:sz w:val="20"/>
+                <w:szCs w:val="20"/>
+                <w:lang w:val="uk-UA"/>
+              </w:rPr>
+              <w:t>87</w:t>
             </w:r>
           </w:p>
         </w:tc>
@@ -1013,47 +928,23 @@
         </w:tc>
         <w:tc>
           <w:tcPr>
-            <w:tcW w:w="1395" w:type="dxa"/>
-          </w:tcPr>
-          <w:p>
-            <w:pPr>
-              <w:spacing w:line="360" w:lineRule="auto"/>
-              <w:jc w:val="center"/>
-              <w:rPr>
-                <w:sz w:val="20"/>
-                <w:szCs w:val="20"/>
-                <w:lang w:val="en-US"/>
-              </w:rPr>
-            </w:pPr>
-            <w:r>
-              <w:rPr>
-                <w:sz w:val="20"/>
-                <w:szCs w:val="20"/>
-                <w:lang w:val="uk-UA"/>
-              </w:rPr>
-              <w:t>87</w:t>
-            </w:r>
-          </w:p>
-        </w:tc>
-        <w:tc>
-          <w:tcPr>
-            <w:tcW w:w="1112" w:type="dxa"/>
-          </w:tcPr>
-          <w:p>
-            <w:pPr>
-              <w:spacing w:line="360" w:lineRule="auto"/>
-              <w:jc w:val="center"/>
-              <w:rPr>
-                <w:sz w:val="20"/>
-                <w:szCs w:val="20"/>
-                <w:lang w:val="en-US"/>
-              </w:rPr>
-            </w:pPr>
-          </w:p>
-        </w:tc>
-        <w:tc>
-          <w:tcPr>
-            <w:tcW w:w="1560" w:type="dxa"/>
+            <w:tcW w:w="762" w:type="dxa"/>
+          </w:tcPr>
+          <w:p>
+            <w:pPr>
+              <w:spacing w:line="360" w:lineRule="auto"/>
+              <w:jc w:val="center"/>
+              <w:rPr>
+                <w:sz w:val="20"/>
+                <w:szCs w:val="20"/>
+                <w:lang w:val="en-US"/>
+              </w:rPr>
+            </w:pPr>
+          </w:p>
+        </w:tc>
+        <w:tc>
+          <w:tcPr>
+            <w:tcW w:w="1384" w:type="dxa"/>
           </w:tcPr>
           <w:p>
             <w:pPr>
@@ -1124,25 +1015,31 @@
                 <w:sz w:val="22"/>
                 <w:szCs w:val="22"/>
               </w:rPr>
-              <w:t xml:space="preserve">Давиденко </w:t>
-            </w:r>
-            <w:proofErr w:type="spellStart"/>
-            <w:r>
-              <w:rPr>
-                <w:color w:val="000000"/>
-                <w:sz w:val="22"/>
-                <w:szCs w:val="22"/>
-              </w:rPr>
-              <w:t>Тимофій</w:t>
-            </w:r>
-            <w:proofErr w:type="spellEnd"/>
-            <w:r>
-              <w:rPr>
-                <w:color w:val="000000"/>
-                <w:sz w:val="22"/>
-                <w:szCs w:val="22"/>
-              </w:rPr>
-              <w:t xml:space="preserve"> </w:t>
+              <w:t xml:space="preserve">Давиденко Тимофій </w:t>
+            </w:r>
+          </w:p>
+        </w:tc>
+        <w:tc>
+          <w:tcPr>
+            <w:tcW w:w="1333" w:type="dxa"/>
+          </w:tcPr>
+          <w:p>
+            <w:pPr>
+              <w:spacing w:line="360" w:lineRule="auto"/>
+              <w:jc w:val="center"/>
+              <w:rPr>
+                <w:sz w:val="20"/>
+                <w:szCs w:val="20"/>
+                <w:lang w:val="uk-UA"/>
+              </w:rPr>
+            </w:pPr>
+            <w:r>
+              <w:rPr>
+                <w:sz w:val="20"/>
+                <w:szCs w:val="20"/>
+                <w:lang w:val="uk-UA"/>
+              </w:rPr>
+              <w:t>94</w:t>
             </w:r>
           </w:p>
         </w:tc>
@@ -1196,47 +1093,23 @@
         </w:tc>
         <w:tc>
           <w:tcPr>
-            <w:tcW w:w="1395" w:type="dxa"/>
-          </w:tcPr>
-          <w:p>
-            <w:pPr>
-              <w:spacing w:line="360" w:lineRule="auto"/>
-              <w:jc w:val="center"/>
-              <w:rPr>
-                <w:sz w:val="20"/>
-                <w:szCs w:val="20"/>
-                <w:lang w:val="en-US"/>
-              </w:rPr>
-            </w:pPr>
-            <w:r>
-              <w:rPr>
-                <w:sz w:val="20"/>
-                <w:szCs w:val="20"/>
-                <w:lang w:val="uk-UA"/>
-              </w:rPr>
-              <w:t>94</w:t>
-            </w:r>
-          </w:p>
-        </w:tc>
-        <w:tc>
-          <w:tcPr>
-            <w:tcW w:w="1112" w:type="dxa"/>
-          </w:tcPr>
-          <w:p>
-            <w:pPr>
-              <w:spacing w:line="360" w:lineRule="auto"/>
-              <w:jc w:val="center"/>
-              <w:rPr>
-                <w:sz w:val="20"/>
-                <w:szCs w:val="20"/>
-                <w:lang w:val="en-US"/>
-              </w:rPr>
-            </w:pPr>
-          </w:p>
-        </w:tc>
-        <w:tc>
-          <w:tcPr>
-            <w:tcW w:w="1560" w:type="dxa"/>
+            <w:tcW w:w="762" w:type="dxa"/>
+          </w:tcPr>
+          <w:p>
+            <w:pPr>
+              <w:spacing w:line="360" w:lineRule="auto"/>
+              <w:jc w:val="center"/>
+              <w:rPr>
+                <w:sz w:val="20"/>
+                <w:szCs w:val="20"/>
+                <w:lang w:val="en-US"/>
+              </w:rPr>
+            </w:pPr>
+          </w:p>
+        </w:tc>
+        <w:tc>
+          <w:tcPr>
+            <w:tcW w:w="1384" w:type="dxa"/>
           </w:tcPr>
           <w:p>
             <w:pPr>
@@ -1302,41 +1175,37 @@
                 <w:lang w:val="uk-UA"/>
               </w:rPr>
             </w:pPr>
-            <w:proofErr w:type="spellStart"/>
             <w:r>
               <w:rPr>
                 <w:color w:val="000000"/>
                 <w:sz w:val="22"/>
                 <w:szCs w:val="22"/>
               </w:rPr>
-              <w:t>Дубенець</w:t>
-            </w:r>
-            <w:proofErr w:type="spellEnd"/>
-            <w:r>
-              <w:rPr>
-                <w:color w:val="000000"/>
-                <w:sz w:val="22"/>
-                <w:szCs w:val="22"/>
-              </w:rPr>
-              <w:t xml:space="preserve"> </w:t>
-            </w:r>
-            <w:proofErr w:type="spellStart"/>
-            <w:r>
-              <w:rPr>
-                <w:color w:val="000000"/>
-                <w:sz w:val="22"/>
-                <w:szCs w:val="22"/>
-              </w:rPr>
-              <w:t>Марія</w:t>
-            </w:r>
-            <w:proofErr w:type="spellEnd"/>
-            <w:r>
-              <w:rPr>
-                <w:color w:val="000000"/>
-                <w:sz w:val="22"/>
-                <w:szCs w:val="22"/>
-              </w:rPr>
-              <w:t xml:space="preserve"> </w:t>
+              <w:t xml:space="preserve">Дубенець Марія </w:t>
+            </w:r>
+          </w:p>
+        </w:tc>
+        <w:tc>
+          <w:tcPr>
+            <w:tcW w:w="1333" w:type="dxa"/>
+          </w:tcPr>
+          <w:p>
+            <w:pPr>
+              <w:spacing w:line="360" w:lineRule="auto"/>
+              <w:jc w:val="center"/>
+              <w:rPr>
+                <w:sz w:val="20"/>
+                <w:szCs w:val="20"/>
+                <w:lang w:val="uk-UA"/>
+              </w:rPr>
+            </w:pPr>
+            <w:r>
+              <w:rPr>
+                <w:sz w:val="20"/>
+                <w:szCs w:val="20"/>
+                <w:lang w:val="uk-UA"/>
+              </w:rPr>
+              <w:t>90</w:t>
             </w:r>
           </w:p>
         </w:tc>
@@ -1390,47 +1259,23 @@
         </w:tc>
         <w:tc>
           <w:tcPr>
-            <w:tcW w:w="1395" w:type="dxa"/>
-          </w:tcPr>
-          <w:p>
-            <w:pPr>
-              <w:spacing w:line="360" w:lineRule="auto"/>
-              <w:jc w:val="center"/>
-              <w:rPr>
-                <w:sz w:val="20"/>
-                <w:szCs w:val="20"/>
-                <w:lang w:val="en-US"/>
-              </w:rPr>
-            </w:pPr>
-            <w:r>
-              <w:rPr>
-                <w:sz w:val="20"/>
-                <w:szCs w:val="20"/>
-                <w:lang w:val="uk-UA"/>
-              </w:rPr>
-              <w:t>90</w:t>
-            </w:r>
-          </w:p>
-        </w:tc>
-        <w:tc>
-          <w:tcPr>
-            <w:tcW w:w="1112" w:type="dxa"/>
-          </w:tcPr>
-          <w:p>
-            <w:pPr>
-              <w:spacing w:line="360" w:lineRule="auto"/>
-              <w:jc w:val="center"/>
-              <w:rPr>
-                <w:sz w:val="20"/>
-                <w:szCs w:val="20"/>
-                <w:lang w:val="en-US"/>
-              </w:rPr>
-            </w:pPr>
-          </w:p>
-        </w:tc>
-        <w:tc>
-          <w:tcPr>
-            <w:tcW w:w="1560" w:type="dxa"/>
+            <w:tcW w:w="762" w:type="dxa"/>
+          </w:tcPr>
+          <w:p>
+            <w:pPr>
+              <w:spacing w:line="360" w:lineRule="auto"/>
+              <w:jc w:val="center"/>
+              <w:rPr>
+                <w:sz w:val="20"/>
+                <w:szCs w:val="20"/>
+                <w:lang w:val="en-US"/>
+              </w:rPr>
+            </w:pPr>
+          </w:p>
+        </w:tc>
+        <w:tc>
+          <w:tcPr>
+            <w:tcW w:w="1384" w:type="dxa"/>
           </w:tcPr>
           <w:p>
             <w:pPr>
@@ -1495,41 +1340,37 @@
                 <w:szCs w:val="22"/>
               </w:rPr>
             </w:pPr>
-            <w:proofErr w:type="spellStart"/>
             <w:r>
               <w:rPr>
                 <w:color w:val="000000"/>
                 <w:sz w:val="22"/>
                 <w:szCs w:val="22"/>
               </w:rPr>
-              <w:t>Іваннікова</w:t>
-            </w:r>
-            <w:proofErr w:type="spellEnd"/>
-            <w:r>
-              <w:rPr>
-                <w:color w:val="000000"/>
-                <w:sz w:val="22"/>
-                <w:szCs w:val="22"/>
-              </w:rPr>
-              <w:t xml:space="preserve"> </w:t>
-            </w:r>
-            <w:proofErr w:type="spellStart"/>
-            <w:r>
-              <w:rPr>
-                <w:color w:val="000000"/>
-                <w:sz w:val="22"/>
-                <w:szCs w:val="22"/>
-              </w:rPr>
-              <w:t>Марія</w:t>
-            </w:r>
-            <w:proofErr w:type="spellEnd"/>
-            <w:r>
-              <w:rPr>
-                <w:color w:val="000000"/>
-                <w:sz w:val="22"/>
-                <w:szCs w:val="22"/>
-              </w:rPr>
-              <w:t xml:space="preserve"> </w:t>
+              <w:t xml:space="preserve">Іваннікова Марія </w:t>
+            </w:r>
+          </w:p>
+        </w:tc>
+        <w:tc>
+          <w:tcPr>
+            <w:tcW w:w="1333" w:type="dxa"/>
+          </w:tcPr>
+          <w:p>
+            <w:pPr>
+              <w:spacing w:line="360" w:lineRule="auto"/>
+              <w:jc w:val="center"/>
+              <w:rPr>
+                <w:sz w:val="20"/>
+                <w:szCs w:val="20"/>
+                <w:lang w:val="uk-UA"/>
+              </w:rPr>
+            </w:pPr>
+            <w:r>
+              <w:rPr>
+                <w:sz w:val="20"/>
+                <w:szCs w:val="20"/>
+                <w:lang w:val="uk-UA"/>
+              </w:rPr>
+              <w:t>73 (2)</w:t>
             </w:r>
           </w:p>
         </w:tc>
@@ -1583,47 +1424,23 @@
         </w:tc>
         <w:tc>
           <w:tcPr>
-            <w:tcW w:w="1395" w:type="dxa"/>
-          </w:tcPr>
-          <w:p>
-            <w:pPr>
-              <w:spacing w:line="360" w:lineRule="auto"/>
-              <w:jc w:val="center"/>
-              <w:rPr>
-                <w:sz w:val="20"/>
-                <w:szCs w:val="20"/>
-                <w:lang w:val="uk-UA"/>
-              </w:rPr>
-            </w:pPr>
-            <w:r>
-              <w:rPr>
-                <w:sz w:val="20"/>
-                <w:szCs w:val="20"/>
-                <w:lang w:val="uk-UA"/>
-              </w:rPr>
-              <w:t>73 (2)</w:t>
-            </w:r>
-          </w:p>
-        </w:tc>
-        <w:tc>
-          <w:tcPr>
-            <w:tcW w:w="1112" w:type="dxa"/>
-          </w:tcPr>
-          <w:p>
-            <w:pPr>
-              <w:spacing w:line="360" w:lineRule="auto"/>
-              <w:jc w:val="center"/>
-              <w:rPr>
-                <w:sz w:val="20"/>
-                <w:szCs w:val="20"/>
-                <w:lang w:val="en-US"/>
-              </w:rPr>
-            </w:pPr>
-          </w:p>
-        </w:tc>
-        <w:tc>
-          <w:tcPr>
-            <w:tcW w:w="1560" w:type="dxa"/>
+            <w:tcW w:w="762" w:type="dxa"/>
+          </w:tcPr>
+          <w:p>
+            <w:pPr>
+              <w:spacing w:line="360" w:lineRule="auto"/>
+              <w:jc w:val="center"/>
+              <w:rPr>
+                <w:sz w:val="20"/>
+                <w:szCs w:val="20"/>
+                <w:lang w:val="en-US"/>
+              </w:rPr>
+            </w:pPr>
+          </w:p>
+        </w:tc>
+        <w:tc>
+          <w:tcPr>
+            <w:tcW w:w="1384" w:type="dxa"/>
           </w:tcPr>
           <w:p>
             <w:pPr>
@@ -1700,6 +1517,30 @@
         </w:tc>
         <w:tc>
           <w:tcPr>
+            <w:tcW w:w="1333" w:type="dxa"/>
+          </w:tcPr>
+          <w:p>
+            <w:pPr>
+              <w:spacing w:line="360" w:lineRule="auto"/>
+              <w:jc w:val="center"/>
+              <w:rPr>
+                <w:sz w:val="20"/>
+                <w:szCs w:val="20"/>
+                <w:lang w:val="uk-UA"/>
+              </w:rPr>
+            </w:pPr>
+            <w:r>
+              <w:rPr>
+                <w:sz w:val="20"/>
+                <w:szCs w:val="20"/>
+                <w:lang w:val="uk-UA"/>
+              </w:rPr>
+              <w:t>63</w:t>
+            </w:r>
+          </w:p>
+        </w:tc>
+        <w:tc>
+          <w:tcPr>
             <w:tcW w:w="1056" w:type="dxa"/>
           </w:tcPr>
           <w:p>
@@ -1748,47 +1589,23 @@
         </w:tc>
         <w:tc>
           <w:tcPr>
-            <w:tcW w:w="1395" w:type="dxa"/>
-          </w:tcPr>
-          <w:p>
-            <w:pPr>
-              <w:spacing w:line="360" w:lineRule="auto"/>
-              <w:jc w:val="center"/>
-              <w:rPr>
-                <w:sz w:val="20"/>
-                <w:szCs w:val="20"/>
-                <w:lang w:val="en-US"/>
-              </w:rPr>
-            </w:pPr>
-            <w:r>
-              <w:rPr>
-                <w:sz w:val="20"/>
-                <w:szCs w:val="20"/>
-                <w:lang w:val="uk-UA"/>
-              </w:rPr>
-              <w:t>63</w:t>
-            </w:r>
-          </w:p>
-        </w:tc>
-        <w:tc>
-          <w:tcPr>
-            <w:tcW w:w="1112" w:type="dxa"/>
-          </w:tcPr>
-          <w:p>
-            <w:pPr>
-              <w:spacing w:line="360" w:lineRule="auto"/>
-              <w:jc w:val="center"/>
-              <w:rPr>
-                <w:sz w:val="20"/>
-                <w:szCs w:val="20"/>
-                <w:lang w:val="en-US"/>
-              </w:rPr>
-            </w:pPr>
-          </w:p>
-        </w:tc>
-        <w:tc>
-          <w:tcPr>
-            <w:tcW w:w="1560" w:type="dxa"/>
+            <w:tcW w:w="762" w:type="dxa"/>
+          </w:tcPr>
+          <w:p>
+            <w:pPr>
+              <w:spacing w:line="360" w:lineRule="auto"/>
+              <w:jc w:val="center"/>
+              <w:rPr>
+                <w:sz w:val="20"/>
+                <w:szCs w:val="20"/>
+                <w:lang w:val="en-US"/>
+              </w:rPr>
+            </w:pPr>
+          </w:p>
+        </w:tc>
+        <w:tc>
+          <w:tcPr>
+            <w:tcW w:w="1384" w:type="dxa"/>
           </w:tcPr>
           <w:p>
             <w:pPr>
@@ -1845,23 +1662,37 @@
                 <w:szCs w:val="22"/>
               </w:rPr>
             </w:pPr>
-            <w:proofErr w:type="spellStart"/>
             <w:r>
               <w:rPr>
                 <w:color w:val="000000"/>
                 <w:sz w:val="22"/>
                 <w:szCs w:val="22"/>
               </w:rPr>
-              <w:t>Кравець</w:t>
-            </w:r>
-            <w:proofErr w:type="spellEnd"/>
-            <w:r>
-              <w:rPr>
-                <w:color w:val="000000"/>
-                <w:sz w:val="22"/>
-                <w:szCs w:val="22"/>
-              </w:rPr>
-              <w:t xml:space="preserve"> Максим </w:t>
+              <w:t xml:space="preserve">Кравець Максим </w:t>
+            </w:r>
+          </w:p>
+        </w:tc>
+        <w:tc>
+          <w:tcPr>
+            <w:tcW w:w="1333" w:type="dxa"/>
+          </w:tcPr>
+          <w:p>
+            <w:pPr>
+              <w:spacing w:line="360" w:lineRule="auto"/>
+              <w:jc w:val="center"/>
+              <w:rPr>
+                <w:sz w:val="20"/>
+                <w:szCs w:val="20"/>
+                <w:lang w:val="en-US"/>
+              </w:rPr>
+            </w:pPr>
+            <w:r>
+              <w:rPr>
+                <w:sz w:val="20"/>
+                <w:szCs w:val="20"/>
+                <w:lang w:val="uk-UA"/>
+              </w:rPr>
+              <w:t>63 (2)</w:t>
             </w:r>
           </w:p>
         </w:tc>
@@ -1915,47 +1746,23 @@
         </w:tc>
         <w:tc>
           <w:tcPr>
-            <w:tcW w:w="1395" w:type="dxa"/>
-          </w:tcPr>
-          <w:p>
-            <w:pPr>
-              <w:spacing w:line="360" w:lineRule="auto"/>
-              <w:jc w:val="center"/>
-              <w:rPr>
-                <w:sz w:val="20"/>
-                <w:szCs w:val="20"/>
-                <w:lang w:val="uk-UA"/>
-              </w:rPr>
-            </w:pPr>
-            <w:r>
-              <w:rPr>
-                <w:sz w:val="20"/>
-                <w:szCs w:val="20"/>
-                <w:lang w:val="uk-UA"/>
-              </w:rPr>
-              <w:t>63 (2)</w:t>
-            </w:r>
-          </w:p>
-        </w:tc>
-        <w:tc>
-          <w:tcPr>
-            <w:tcW w:w="1112" w:type="dxa"/>
-          </w:tcPr>
-          <w:p>
-            <w:pPr>
-              <w:spacing w:line="360" w:lineRule="auto"/>
-              <w:jc w:val="center"/>
-              <w:rPr>
-                <w:sz w:val="20"/>
-                <w:szCs w:val="20"/>
-                <w:lang w:val="en-US"/>
-              </w:rPr>
-            </w:pPr>
-          </w:p>
-        </w:tc>
-        <w:tc>
-          <w:tcPr>
-            <w:tcW w:w="1560" w:type="dxa"/>
+            <w:tcW w:w="762" w:type="dxa"/>
+          </w:tcPr>
+          <w:p>
+            <w:pPr>
+              <w:spacing w:line="360" w:lineRule="auto"/>
+              <w:jc w:val="center"/>
+              <w:rPr>
+                <w:sz w:val="20"/>
+                <w:szCs w:val="20"/>
+                <w:lang w:val="en-US"/>
+              </w:rPr>
+            </w:pPr>
+          </w:p>
+        </w:tc>
+        <w:tc>
+          <w:tcPr>
+            <w:tcW w:w="1384" w:type="dxa"/>
           </w:tcPr>
           <w:p>
             <w:pPr>
@@ -2019,25 +1826,31 @@
                 <w:sz w:val="22"/>
                 <w:szCs w:val="22"/>
               </w:rPr>
-              <w:t xml:space="preserve">Кузнецова </w:t>
-            </w:r>
-            <w:proofErr w:type="spellStart"/>
-            <w:r>
-              <w:rPr>
-                <w:color w:val="000000"/>
-                <w:sz w:val="22"/>
-                <w:szCs w:val="22"/>
-              </w:rPr>
-              <w:t>Поліна</w:t>
-            </w:r>
-            <w:proofErr w:type="spellEnd"/>
-            <w:r>
-              <w:rPr>
-                <w:color w:val="000000"/>
-                <w:sz w:val="22"/>
-                <w:szCs w:val="22"/>
-              </w:rPr>
-              <w:t xml:space="preserve"> </w:t>
+              <w:t xml:space="preserve">Кузнецова Поліна </w:t>
+            </w:r>
+          </w:p>
+        </w:tc>
+        <w:tc>
+          <w:tcPr>
+            <w:tcW w:w="1333" w:type="dxa"/>
+          </w:tcPr>
+          <w:p>
+            <w:pPr>
+              <w:spacing w:line="360" w:lineRule="auto"/>
+              <w:jc w:val="center"/>
+              <w:rPr>
+                <w:sz w:val="20"/>
+                <w:szCs w:val="20"/>
+                <w:lang w:val="uk-UA"/>
+              </w:rPr>
+            </w:pPr>
+            <w:r>
+              <w:rPr>
+                <w:sz w:val="20"/>
+                <w:szCs w:val="20"/>
+                <w:lang w:val="uk-UA"/>
+              </w:rPr>
+              <w:t>68</w:t>
             </w:r>
           </w:p>
         </w:tc>
@@ -2091,47 +1904,23 @@
         </w:tc>
         <w:tc>
           <w:tcPr>
-            <w:tcW w:w="1395" w:type="dxa"/>
-          </w:tcPr>
-          <w:p>
-            <w:pPr>
-              <w:spacing w:line="360" w:lineRule="auto"/>
-              <w:jc w:val="center"/>
-              <w:rPr>
-                <w:sz w:val="20"/>
-                <w:szCs w:val="20"/>
-                <w:lang w:val="en-US"/>
-              </w:rPr>
-            </w:pPr>
-            <w:r>
-              <w:rPr>
-                <w:sz w:val="20"/>
-                <w:szCs w:val="20"/>
-                <w:lang w:val="uk-UA"/>
-              </w:rPr>
-              <w:t>68</w:t>
-            </w:r>
-          </w:p>
-        </w:tc>
-        <w:tc>
-          <w:tcPr>
-            <w:tcW w:w="1112" w:type="dxa"/>
-          </w:tcPr>
-          <w:p>
-            <w:pPr>
-              <w:spacing w:line="360" w:lineRule="auto"/>
-              <w:jc w:val="center"/>
-              <w:rPr>
-                <w:sz w:val="20"/>
-                <w:szCs w:val="20"/>
-                <w:lang w:val="en-US"/>
-              </w:rPr>
-            </w:pPr>
-          </w:p>
-        </w:tc>
-        <w:tc>
-          <w:tcPr>
-            <w:tcW w:w="1560" w:type="dxa"/>
+            <w:tcW w:w="762" w:type="dxa"/>
+          </w:tcPr>
+          <w:p>
+            <w:pPr>
+              <w:spacing w:line="360" w:lineRule="auto"/>
+              <w:jc w:val="center"/>
+              <w:rPr>
+                <w:sz w:val="20"/>
+                <w:szCs w:val="20"/>
+                <w:lang w:val="en-US"/>
+              </w:rPr>
+            </w:pPr>
+          </w:p>
+        </w:tc>
+        <w:tc>
+          <w:tcPr>
+            <w:tcW w:w="1384" w:type="dxa"/>
           </w:tcPr>
           <w:p>
             <w:pPr>
@@ -2188,41 +1977,37 @@
                 <w:szCs w:val="22"/>
               </w:rPr>
             </w:pPr>
-            <w:proofErr w:type="spellStart"/>
             <w:r>
               <w:rPr>
                 <w:color w:val="000000"/>
                 <w:sz w:val="22"/>
                 <w:szCs w:val="22"/>
               </w:rPr>
-              <w:t>Местечкіна</w:t>
-            </w:r>
-            <w:proofErr w:type="spellEnd"/>
-            <w:r>
-              <w:rPr>
-                <w:color w:val="000000"/>
-                <w:sz w:val="22"/>
-                <w:szCs w:val="22"/>
-              </w:rPr>
-              <w:t xml:space="preserve"> </w:t>
-            </w:r>
-            <w:proofErr w:type="spellStart"/>
-            <w:r>
-              <w:rPr>
-                <w:color w:val="000000"/>
-                <w:sz w:val="22"/>
-                <w:szCs w:val="22"/>
-              </w:rPr>
-              <w:t>Амєлія</w:t>
-            </w:r>
-            <w:proofErr w:type="spellEnd"/>
-            <w:r>
-              <w:rPr>
-                <w:color w:val="000000"/>
-                <w:sz w:val="22"/>
-                <w:szCs w:val="22"/>
-              </w:rPr>
-              <w:t xml:space="preserve"> </w:t>
+              <w:t xml:space="preserve">Местечкіна Амєлія </w:t>
+            </w:r>
+          </w:p>
+        </w:tc>
+        <w:tc>
+          <w:tcPr>
+            <w:tcW w:w="1333" w:type="dxa"/>
+          </w:tcPr>
+          <w:p>
+            <w:pPr>
+              <w:spacing w:line="360" w:lineRule="auto"/>
+              <w:jc w:val="center"/>
+              <w:rPr>
+                <w:sz w:val="20"/>
+                <w:szCs w:val="20"/>
+                <w:lang w:val="uk-UA"/>
+              </w:rPr>
+            </w:pPr>
+            <w:r>
+              <w:rPr>
+                <w:sz w:val="20"/>
+                <w:szCs w:val="20"/>
+                <w:lang w:val="uk-UA"/>
+              </w:rPr>
+              <w:t>78</w:t>
             </w:r>
           </w:p>
         </w:tc>
@@ -2276,47 +2061,23 @@
         </w:tc>
         <w:tc>
           <w:tcPr>
-            <w:tcW w:w="1395" w:type="dxa"/>
-          </w:tcPr>
-          <w:p>
-            <w:pPr>
-              <w:spacing w:line="360" w:lineRule="auto"/>
-              <w:jc w:val="center"/>
-              <w:rPr>
-                <w:sz w:val="20"/>
-                <w:szCs w:val="20"/>
-                <w:lang w:val="en-US"/>
-              </w:rPr>
-            </w:pPr>
-            <w:r>
-              <w:rPr>
-                <w:sz w:val="20"/>
-                <w:szCs w:val="20"/>
-                <w:lang w:val="uk-UA"/>
-              </w:rPr>
-              <w:t>78</w:t>
-            </w:r>
-          </w:p>
-        </w:tc>
-        <w:tc>
-          <w:tcPr>
-            <w:tcW w:w="1112" w:type="dxa"/>
-          </w:tcPr>
-          <w:p>
-            <w:pPr>
-              <w:spacing w:line="360" w:lineRule="auto"/>
-              <w:jc w:val="center"/>
-              <w:rPr>
-                <w:sz w:val="20"/>
-                <w:szCs w:val="20"/>
-                <w:lang w:val="en-US"/>
-              </w:rPr>
-            </w:pPr>
-          </w:p>
-        </w:tc>
-        <w:tc>
-          <w:tcPr>
-            <w:tcW w:w="1560" w:type="dxa"/>
+            <w:tcW w:w="762" w:type="dxa"/>
+          </w:tcPr>
+          <w:p>
+            <w:pPr>
+              <w:spacing w:line="360" w:lineRule="auto"/>
+              <w:jc w:val="center"/>
+              <w:rPr>
+                <w:sz w:val="20"/>
+                <w:szCs w:val="20"/>
+                <w:lang w:val="en-US"/>
+              </w:rPr>
+            </w:pPr>
+          </w:p>
+        </w:tc>
+        <w:tc>
+          <w:tcPr>
+            <w:tcW w:w="1384" w:type="dxa"/>
           </w:tcPr>
           <w:p>
             <w:pPr>
@@ -2374,41 +2135,37 @@
                 <w:lang w:val="uk-UA"/>
               </w:rPr>
             </w:pPr>
-            <w:proofErr w:type="spellStart"/>
             <w:r>
               <w:rPr>
                 <w:color w:val="000000"/>
                 <w:sz w:val="22"/>
                 <w:szCs w:val="22"/>
               </w:rPr>
-              <w:t>Монастирецька</w:t>
-            </w:r>
-            <w:proofErr w:type="spellEnd"/>
-            <w:r>
-              <w:rPr>
-                <w:color w:val="000000"/>
-                <w:sz w:val="22"/>
-                <w:szCs w:val="22"/>
-              </w:rPr>
-              <w:t xml:space="preserve"> </w:t>
-            </w:r>
-            <w:proofErr w:type="spellStart"/>
-            <w:r>
-              <w:rPr>
-                <w:color w:val="000000"/>
-                <w:sz w:val="22"/>
-                <w:szCs w:val="22"/>
-              </w:rPr>
-              <w:t>Марія</w:t>
-            </w:r>
-            <w:proofErr w:type="spellEnd"/>
-            <w:r>
-              <w:rPr>
-                <w:color w:val="000000"/>
-                <w:sz w:val="22"/>
-                <w:szCs w:val="22"/>
-              </w:rPr>
-              <w:t xml:space="preserve"> </w:t>
+              <w:t xml:space="preserve">Монастирецька Марія </w:t>
+            </w:r>
+          </w:p>
+        </w:tc>
+        <w:tc>
+          <w:tcPr>
+            <w:tcW w:w="1333" w:type="dxa"/>
+          </w:tcPr>
+          <w:p>
+            <w:pPr>
+              <w:spacing w:line="360" w:lineRule="auto"/>
+              <w:jc w:val="center"/>
+              <w:rPr>
+                <w:sz w:val="20"/>
+                <w:szCs w:val="20"/>
+                <w:lang w:val="uk-UA"/>
+              </w:rPr>
+            </w:pPr>
+            <w:r>
+              <w:rPr>
+                <w:sz w:val="20"/>
+                <w:szCs w:val="20"/>
+                <w:lang w:val="uk-UA"/>
+              </w:rPr>
+              <w:t>73 (2)</w:t>
             </w:r>
           </w:p>
         </w:tc>
@@ -2462,47 +2219,23 @@
         </w:tc>
         <w:tc>
           <w:tcPr>
-            <w:tcW w:w="1395" w:type="dxa"/>
-          </w:tcPr>
-          <w:p>
-            <w:pPr>
-              <w:spacing w:line="360" w:lineRule="auto"/>
-              <w:jc w:val="center"/>
-              <w:rPr>
-                <w:sz w:val="20"/>
-                <w:szCs w:val="20"/>
-                <w:lang w:val="uk-UA"/>
-              </w:rPr>
-            </w:pPr>
-            <w:r>
-              <w:rPr>
-                <w:sz w:val="20"/>
-                <w:szCs w:val="20"/>
-                <w:lang w:val="uk-UA"/>
-              </w:rPr>
-              <w:t>73 (2)</w:t>
-            </w:r>
-          </w:p>
-        </w:tc>
-        <w:tc>
-          <w:tcPr>
-            <w:tcW w:w="1112" w:type="dxa"/>
-          </w:tcPr>
-          <w:p>
-            <w:pPr>
-              <w:spacing w:line="360" w:lineRule="auto"/>
-              <w:jc w:val="center"/>
-              <w:rPr>
-                <w:sz w:val="20"/>
-                <w:szCs w:val="20"/>
-                <w:lang w:val="en-US"/>
-              </w:rPr>
-            </w:pPr>
-          </w:p>
-        </w:tc>
-        <w:tc>
-          <w:tcPr>
-            <w:tcW w:w="1560" w:type="dxa"/>
+            <w:tcW w:w="762" w:type="dxa"/>
+          </w:tcPr>
+          <w:p>
+            <w:pPr>
+              <w:spacing w:line="360" w:lineRule="auto"/>
+              <w:jc w:val="center"/>
+              <w:rPr>
+                <w:sz w:val="20"/>
+                <w:szCs w:val="20"/>
+                <w:lang w:val="en-US"/>
+              </w:rPr>
+            </w:pPr>
+          </w:p>
+        </w:tc>
+        <w:tc>
+          <w:tcPr>
+            <w:tcW w:w="1384" w:type="dxa"/>
           </w:tcPr>
           <w:p>
             <w:pPr>
@@ -2559,41 +2292,37 @@
                 <w:szCs w:val="22"/>
               </w:rPr>
             </w:pPr>
-            <w:proofErr w:type="spellStart"/>
             <w:r>
               <w:rPr>
                 <w:color w:val="000000"/>
                 <w:sz w:val="22"/>
                 <w:szCs w:val="22"/>
               </w:rPr>
-              <w:t>Ничепорук</w:t>
-            </w:r>
-            <w:proofErr w:type="spellEnd"/>
-            <w:r>
-              <w:rPr>
-                <w:color w:val="000000"/>
-                <w:sz w:val="22"/>
-                <w:szCs w:val="22"/>
-              </w:rPr>
-              <w:t xml:space="preserve"> </w:t>
-            </w:r>
-            <w:proofErr w:type="spellStart"/>
-            <w:r>
-              <w:rPr>
-                <w:color w:val="000000"/>
-                <w:sz w:val="22"/>
-                <w:szCs w:val="22"/>
-              </w:rPr>
-              <w:t>Євгенія</w:t>
-            </w:r>
-            <w:proofErr w:type="spellEnd"/>
-            <w:r>
-              <w:rPr>
-                <w:color w:val="000000"/>
-                <w:sz w:val="22"/>
-                <w:szCs w:val="22"/>
-              </w:rPr>
-              <w:t xml:space="preserve"> </w:t>
+              <w:t xml:space="preserve">Ничепорук Євгенія </w:t>
+            </w:r>
+          </w:p>
+        </w:tc>
+        <w:tc>
+          <w:tcPr>
+            <w:tcW w:w="1333" w:type="dxa"/>
+          </w:tcPr>
+          <w:p>
+            <w:pPr>
+              <w:spacing w:line="360" w:lineRule="auto"/>
+              <w:jc w:val="center"/>
+              <w:rPr>
+                <w:sz w:val="20"/>
+                <w:szCs w:val="20"/>
+                <w:lang w:val="uk-UA"/>
+              </w:rPr>
+            </w:pPr>
+            <w:r>
+              <w:rPr>
+                <w:sz w:val="20"/>
+                <w:szCs w:val="20"/>
+                <w:lang w:val="uk-UA"/>
+              </w:rPr>
+              <w:t>70</w:t>
             </w:r>
           </w:p>
         </w:tc>
@@ -2647,47 +2376,23 @@
         </w:tc>
         <w:tc>
           <w:tcPr>
-            <w:tcW w:w="1395" w:type="dxa"/>
-          </w:tcPr>
-          <w:p>
-            <w:pPr>
-              <w:spacing w:line="360" w:lineRule="auto"/>
-              <w:jc w:val="center"/>
-              <w:rPr>
-                <w:sz w:val="20"/>
-                <w:szCs w:val="20"/>
-                <w:lang w:val="en-US"/>
-              </w:rPr>
-            </w:pPr>
-            <w:r>
-              <w:rPr>
-                <w:sz w:val="20"/>
-                <w:szCs w:val="20"/>
-                <w:lang w:val="uk-UA"/>
-              </w:rPr>
-              <w:t>70</w:t>
-            </w:r>
-          </w:p>
-        </w:tc>
-        <w:tc>
-          <w:tcPr>
-            <w:tcW w:w="1112" w:type="dxa"/>
-          </w:tcPr>
-          <w:p>
-            <w:pPr>
-              <w:spacing w:line="360" w:lineRule="auto"/>
-              <w:jc w:val="center"/>
-              <w:rPr>
-                <w:sz w:val="20"/>
-                <w:szCs w:val="20"/>
-                <w:lang w:val="en-US"/>
-              </w:rPr>
-            </w:pPr>
-          </w:p>
-        </w:tc>
-        <w:tc>
-          <w:tcPr>
-            <w:tcW w:w="1560" w:type="dxa"/>
+            <w:tcW w:w="762" w:type="dxa"/>
+          </w:tcPr>
+          <w:p>
+            <w:pPr>
+              <w:spacing w:line="360" w:lineRule="auto"/>
+              <w:jc w:val="center"/>
+              <w:rPr>
+                <w:sz w:val="20"/>
+                <w:szCs w:val="20"/>
+                <w:lang w:val="en-US"/>
+              </w:rPr>
+            </w:pPr>
+          </w:p>
+        </w:tc>
+        <w:tc>
+          <w:tcPr>
+            <w:tcW w:w="1384" w:type="dxa"/>
           </w:tcPr>
           <w:p>
             <w:pPr>
@@ -2744,41 +2449,37 @@
                 <w:szCs w:val="22"/>
               </w:rPr>
             </w:pPr>
-            <w:proofErr w:type="spellStart"/>
             <w:r>
               <w:rPr>
                 <w:color w:val="000000"/>
                 <w:sz w:val="22"/>
                 <w:szCs w:val="22"/>
               </w:rPr>
-              <w:t>П'янтковський</w:t>
-            </w:r>
-            <w:proofErr w:type="spellEnd"/>
-            <w:r>
-              <w:rPr>
-                <w:color w:val="000000"/>
-                <w:sz w:val="22"/>
-                <w:szCs w:val="22"/>
-              </w:rPr>
-              <w:t xml:space="preserve"> </w:t>
-            </w:r>
-            <w:proofErr w:type="spellStart"/>
-            <w:r>
-              <w:rPr>
-                <w:color w:val="000000"/>
-                <w:sz w:val="22"/>
-                <w:szCs w:val="22"/>
-              </w:rPr>
-              <w:t>Віктор</w:t>
-            </w:r>
-            <w:proofErr w:type="spellEnd"/>
-            <w:r>
-              <w:rPr>
-                <w:color w:val="000000"/>
-                <w:sz w:val="22"/>
-                <w:szCs w:val="22"/>
-              </w:rPr>
-              <w:t xml:space="preserve"> </w:t>
+              <w:t xml:space="preserve">П'янтковський Віктор </w:t>
+            </w:r>
+          </w:p>
+        </w:tc>
+        <w:tc>
+          <w:tcPr>
+            <w:tcW w:w="1333" w:type="dxa"/>
+          </w:tcPr>
+          <w:p>
+            <w:pPr>
+              <w:spacing w:line="360" w:lineRule="auto"/>
+              <w:jc w:val="center"/>
+              <w:rPr>
+                <w:sz w:val="20"/>
+                <w:szCs w:val="20"/>
+                <w:lang w:val="uk-UA"/>
+              </w:rPr>
+            </w:pPr>
+            <w:r>
+              <w:rPr>
+                <w:sz w:val="20"/>
+                <w:szCs w:val="20"/>
+                <w:lang w:val="uk-UA"/>
+              </w:rPr>
+              <w:t>63</w:t>
             </w:r>
           </w:p>
         </w:tc>
@@ -2832,47 +2533,23 @@
         </w:tc>
         <w:tc>
           <w:tcPr>
-            <w:tcW w:w="1395" w:type="dxa"/>
-          </w:tcPr>
-          <w:p>
-            <w:pPr>
-              <w:spacing w:line="360" w:lineRule="auto"/>
-              <w:jc w:val="center"/>
-              <w:rPr>
-                <w:sz w:val="20"/>
-                <w:szCs w:val="20"/>
-                <w:lang w:val="en-US"/>
-              </w:rPr>
-            </w:pPr>
-            <w:r>
-              <w:rPr>
-                <w:sz w:val="20"/>
-                <w:szCs w:val="20"/>
-                <w:lang w:val="uk-UA"/>
-              </w:rPr>
-              <w:t>63</w:t>
-            </w:r>
-          </w:p>
-        </w:tc>
-        <w:tc>
-          <w:tcPr>
-            <w:tcW w:w="1112" w:type="dxa"/>
-          </w:tcPr>
-          <w:p>
-            <w:pPr>
-              <w:spacing w:line="360" w:lineRule="auto"/>
-              <w:jc w:val="center"/>
-              <w:rPr>
-                <w:sz w:val="20"/>
-                <w:szCs w:val="20"/>
-                <w:lang w:val="en-US"/>
-              </w:rPr>
-            </w:pPr>
-          </w:p>
-        </w:tc>
-        <w:tc>
-          <w:tcPr>
-            <w:tcW w:w="1560" w:type="dxa"/>
+            <w:tcW w:w="762" w:type="dxa"/>
+          </w:tcPr>
+          <w:p>
+            <w:pPr>
+              <w:spacing w:line="360" w:lineRule="auto"/>
+              <w:jc w:val="center"/>
+              <w:rPr>
+                <w:sz w:val="20"/>
+                <w:szCs w:val="20"/>
+                <w:lang w:val="en-US"/>
+              </w:rPr>
+            </w:pPr>
+          </w:p>
+        </w:tc>
+        <w:tc>
+          <w:tcPr>
+            <w:tcW w:w="1384" w:type="dxa"/>
           </w:tcPr>
           <w:p>
             <w:pPr>
@@ -2935,25 +2612,31 @@
                 <w:sz w:val="22"/>
                 <w:szCs w:val="22"/>
               </w:rPr>
-              <w:t xml:space="preserve">Пахомова </w:t>
-            </w:r>
-            <w:proofErr w:type="spellStart"/>
-            <w:r>
-              <w:rPr>
-                <w:color w:val="000000"/>
-                <w:sz w:val="22"/>
-                <w:szCs w:val="22"/>
-              </w:rPr>
-              <w:t>Дар'я</w:t>
-            </w:r>
-            <w:proofErr w:type="spellEnd"/>
-            <w:r>
-              <w:rPr>
-                <w:color w:val="000000"/>
-                <w:sz w:val="22"/>
-                <w:szCs w:val="22"/>
-              </w:rPr>
-              <w:t xml:space="preserve"> </w:t>
+              <w:t xml:space="preserve">Пахомова Дар'я </w:t>
+            </w:r>
+          </w:p>
+        </w:tc>
+        <w:tc>
+          <w:tcPr>
+            <w:tcW w:w="1333" w:type="dxa"/>
+          </w:tcPr>
+          <w:p>
+            <w:pPr>
+              <w:spacing w:line="360" w:lineRule="auto"/>
+              <w:jc w:val="center"/>
+              <w:rPr>
+                <w:sz w:val="20"/>
+                <w:szCs w:val="20"/>
+                <w:lang w:val="uk-UA"/>
+              </w:rPr>
+            </w:pPr>
+            <w:r>
+              <w:rPr>
+                <w:sz w:val="20"/>
+                <w:szCs w:val="20"/>
+                <w:lang w:val="uk-UA"/>
+              </w:rPr>
+              <w:t>95</w:t>
             </w:r>
           </w:p>
         </w:tc>
@@ -3007,47 +2690,23 @@
         </w:tc>
         <w:tc>
           <w:tcPr>
-            <w:tcW w:w="1395" w:type="dxa"/>
-          </w:tcPr>
-          <w:p>
-            <w:pPr>
-              <w:spacing w:line="360" w:lineRule="auto"/>
-              <w:jc w:val="center"/>
-              <w:rPr>
-                <w:sz w:val="20"/>
-                <w:szCs w:val="20"/>
-                <w:lang w:val="en-US"/>
-              </w:rPr>
-            </w:pPr>
-            <w:r>
-              <w:rPr>
-                <w:sz w:val="20"/>
-                <w:szCs w:val="20"/>
-                <w:lang w:val="uk-UA"/>
-              </w:rPr>
-              <w:t>95</w:t>
-            </w:r>
-          </w:p>
-        </w:tc>
-        <w:tc>
-          <w:tcPr>
-            <w:tcW w:w="1112" w:type="dxa"/>
-          </w:tcPr>
-          <w:p>
-            <w:pPr>
-              <w:spacing w:line="360" w:lineRule="auto"/>
-              <w:jc w:val="center"/>
-              <w:rPr>
-                <w:sz w:val="20"/>
-                <w:szCs w:val="20"/>
-                <w:lang w:val="en-US"/>
-              </w:rPr>
-            </w:pPr>
-          </w:p>
-        </w:tc>
-        <w:tc>
-          <w:tcPr>
-            <w:tcW w:w="1560" w:type="dxa"/>
+            <w:tcW w:w="762" w:type="dxa"/>
+          </w:tcPr>
+          <w:p>
+            <w:pPr>
+              <w:spacing w:line="360" w:lineRule="auto"/>
+              <w:jc w:val="center"/>
+              <w:rPr>
+                <w:sz w:val="20"/>
+                <w:szCs w:val="20"/>
+                <w:lang w:val="en-US"/>
+              </w:rPr>
+            </w:pPr>
+          </w:p>
+        </w:tc>
+        <w:tc>
+          <w:tcPr>
+            <w:tcW w:w="1384" w:type="dxa"/>
           </w:tcPr>
           <w:p>
             <w:pPr>
@@ -3111,25 +2770,31 @@
                 <w:sz w:val="22"/>
                 <w:szCs w:val="22"/>
               </w:rPr>
-              <w:t xml:space="preserve">Понамаренко </w:t>
-            </w:r>
-            <w:proofErr w:type="spellStart"/>
-            <w:r>
-              <w:rPr>
-                <w:color w:val="000000"/>
-                <w:sz w:val="22"/>
-                <w:szCs w:val="22"/>
-              </w:rPr>
-              <w:t>Зоряна</w:t>
-            </w:r>
-            <w:proofErr w:type="spellEnd"/>
-            <w:r>
-              <w:rPr>
-                <w:color w:val="000000"/>
-                <w:sz w:val="22"/>
-                <w:szCs w:val="22"/>
-              </w:rPr>
-              <w:t xml:space="preserve"> </w:t>
+              <w:t xml:space="preserve">Понамаренко Зоряна </w:t>
+            </w:r>
+          </w:p>
+        </w:tc>
+        <w:tc>
+          <w:tcPr>
+            <w:tcW w:w="1333" w:type="dxa"/>
+          </w:tcPr>
+          <w:p>
+            <w:pPr>
+              <w:spacing w:line="360" w:lineRule="auto"/>
+              <w:jc w:val="center"/>
+              <w:rPr>
+                <w:sz w:val="20"/>
+                <w:szCs w:val="20"/>
+                <w:lang w:val="uk-UA"/>
+              </w:rPr>
+            </w:pPr>
+            <w:r>
+              <w:rPr>
+                <w:sz w:val="20"/>
+                <w:szCs w:val="20"/>
+                <w:lang w:val="uk-UA"/>
+              </w:rPr>
+              <w:t>92</w:t>
             </w:r>
           </w:p>
         </w:tc>
@@ -3183,47 +2848,23 @@
         </w:tc>
         <w:tc>
           <w:tcPr>
-            <w:tcW w:w="1395" w:type="dxa"/>
-          </w:tcPr>
-          <w:p>
-            <w:pPr>
-              <w:spacing w:line="360" w:lineRule="auto"/>
-              <w:jc w:val="center"/>
-              <w:rPr>
-                <w:sz w:val="20"/>
-                <w:szCs w:val="20"/>
-                <w:lang w:val="en-US"/>
-              </w:rPr>
-            </w:pPr>
-            <w:r>
-              <w:rPr>
-                <w:sz w:val="20"/>
-                <w:szCs w:val="20"/>
-                <w:lang w:val="uk-UA"/>
-              </w:rPr>
-              <w:t>92</w:t>
-            </w:r>
-          </w:p>
-        </w:tc>
-        <w:tc>
-          <w:tcPr>
-            <w:tcW w:w="1112" w:type="dxa"/>
-          </w:tcPr>
-          <w:p>
-            <w:pPr>
-              <w:spacing w:line="360" w:lineRule="auto"/>
-              <w:jc w:val="center"/>
-              <w:rPr>
-                <w:sz w:val="20"/>
-                <w:szCs w:val="20"/>
-                <w:lang w:val="en-US"/>
-              </w:rPr>
-            </w:pPr>
-          </w:p>
-        </w:tc>
-        <w:tc>
-          <w:tcPr>
-            <w:tcW w:w="1560" w:type="dxa"/>
+            <w:tcW w:w="762" w:type="dxa"/>
+          </w:tcPr>
+          <w:p>
+            <w:pPr>
+              <w:spacing w:line="360" w:lineRule="auto"/>
+              <w:jc w:val="center"/>
+              <w:rPr>
+                <w:sz w:val="20"/>
+                <w:szCs w:val="20"/>
+                <w:lang w:val="en-US"/>
+              </w:rPr>
+            </w:pPr>
+          </w:p>
+        </w:tc>
+        <w:tc>
+          <w:tcPr>
+            <w:tcW w:w="1384" w:type="dxa"/>
           </w:tcPr>
           <w:p>
             <w:pPr>
@@ -3286,25 +2927,31 @@
                 <w:sz w:val="22"/>
                 <w:szCs w:val="22"/>
               </w:rPr>
-              <w:t xml:space="preserve">Река </w:t>
-            </w:r>
-            <w:proofErr w:type="spellStart"/>
-            <w:r>
-              <w:rPr>
-                <w:color w:val="000000"/>
-                <w:sz w:val="22"/>
-                <w:szCs w:val="22"/>
-              </w:rPr>
-              <w:t>Валерія</w:t>
-            </w:r>
-            <w:proofErr w:type="spellEnd"/>
-            <w:r>
-              <w:rPr>
-                <w:color w:val="000000"/>
-                <w:sz w:val="22"/>
-                <w:szCs w:val="22"/>
-              </w:rPr>
-              <w:t xml:space="preserve"> </w:t>
+              <w:t xml:space="preserve">Река Валерія </w:t>
+            </w:r>
+          </w:p>
+        </w:tc>
+        <w:tc>
+          <w:tcPr>
+            <w:tcW w:w="1333" w:type="dxa"/>
+          </w:tcPr>
+          <w:p>
+            <w:pPr>
+              <w:spacing w:line="360" w:lineRule="auto"/>
+              <w:jc w:val="center"/>
+              <w:rPr>
+                <w:sz w:val="20"/>
+                <w:szCs w:val="20"/>
+                <w:lang w:val="en-US"/>
+              </w:rPr>
+            </w:pPr>
+            <w:r>
+              <w:rPr>
+                <w:sz w:val="20"/>
+                <w:szCs w:val="20"/>
+                <w:lang w:val="uk-UA"/>
+              </w:rPr>
+              <w:t>63 (2)</w:t>
             </w:r>
           </w:p>
         </w:tc>
@@ -3358,47 +3005,23 @@
         </w:tc>
         <w:tc>
           <w:tcPr>
-            <w:tcW w:w="1395" w:type="dxa"/>
-          </w:tcPr>
-          <w:p>
-            <w:pPr>
-              <w:spacing w:line="360" w:lineRule="auto"/>
-              <w:jc w:val="center"/>
-              <w:rPr>
-                <w:sz w:val="20"/>
-                <w:szCs w:val="20"/>
-                <w:lang w:val="uk-UA"/>
-              </w:rPr>
-            </w:pPr>
-            <w:r>
-              <w:rPr>
-                <w:sz w:val="20"/>
-                <w:szCs w:val="20"/>
-                <w:lang w:val="uk-UA"/>
-              </w:rPr>
-              <w:t>63 (2)</w:t>
-            </w:r>
-          </w:p>
-        </w:tc>
-        <w:tc>
-          <w:tcPr>
-            <w:tcW w:w="1112" w:type="dxa"/>
-          </w:tcPr>
-          <w:p>
-            <w:pPr>
-              <w:spacing w:line="360" w:lineRule="auto"/>
-              <w:jc w:val="center"/>
-              <w:rPr>
-                <w:sz w:val="20"/>
-                <w:szCs w:val="20"/>
-                <w:lang w:val="en-US"/>
-              </w:rPr>
-            </w:pPr>
-          </w:p>
-        </w:tc>
-        <w:tc>
-          <w:tcPr>
-            <w:tcW w:w="1560" w:type="dxa"/>
+            <w:tcW w:w="762" w:type="dxa"/>
+          </w:tcPr>
+          <w:p>
+            <w:pPr>
+              <w:spacing w:line="360" w:lineRule="auto"/>
+              <w:jc w:val="center"/>
+              <w:rPr>
+                <w:sz w:val="20"/>
+                <w:szCs w:val="20"/>
+                <w:lang w:val="en-US"/>
+              </w:rPr>
+            </w:pPr>
+          </w:p>
+        </w:tc>
+        <w:tc>
+          <w:tcPr>
+            <w:tcW w:w="1384" w:type="dxa"/>
           </w:tcPr>
           <w:p>
             <w:pPr>
@@ -3467,6 +3090,31 @@
         </w:tc>
         <w:tc>
           <w:tcPr>
+            <w:tcW w:w="1333" w:type="dxa"/>
+            <w:vAlign w:val="center"/>
+          </w:tcPr>
+          <w:p>
+            <w:pPr>
+              <w:spacing w:line="360" w:lineRule="auto"/>
+              <w:jc w:val="center"/>
+              <w:rPr>
+                <w:sz w:val="20"/>
+                <w:szCs w:val="20"/>
+                <w:lang w:val="uk-UA"/>
+              </w:rPr>
+            </w:pPr>
+            <w:r>
+              <w:rPr>
+                <w:sz w:val="20"/>
+                <w:szCs w:val="20"/>
+                <w:lang w:val="uk-UA"/>
+              </w:rPr>
+              <w:t>65 (2)</w:t>
+            </w:r>
+          </w:p>
+        </w:tc>
+        <w:tc>
+          <w:tcPr>
             <w:tcW w:w="1056" w:type="dxa"/>
           </w:tcPr>
           <w:p>
@@ -3515,48 +3163,23 @@
         </w:tc>
         <w:tc>
           <w:tcPr>
-            <w:tcW w:w="1395" w:type="dxa"/>
-            <w:vAlign w:val="center"/>
-          </w:tcPr>
-          <w:p>
-            <w:pPr>
-              <w:spacing w:line="360" w:lineRule="auto"/>
-              <w:jc w:val="center"/>
-              <w:rPr>
-                <w:sz w:val="20"/>
-                <w:szCs w:val="20"/>
-                <w:lang w:val="uk-UA"/>
-              </w:rPr>
-            </w:pPr>
-            <w:r>
-              <w:rPr>
-                <w:sz w:val="20"/>
-                <w:szCs w:val="20"/>
-                <w:lang w:val="uk-UA"/>
-              </w:rPr>
-              <w:t>65 (2)</w:t>
-            </w:r>
-          </w:p>
-        </w:tc>
-        <w:tc>
-          <w:tcPr>
-            <w:tcW w:w="1112" w:type="dxa"/>
-          </w:tcPr>
-          <w:p>
-            <w:pPr>
-              <w:spacing w:line="360" w:lineRule="auto"/>
-              <w:jc w:val="center"/>
-              <w:rPr>
-                <w:sz w:val="20"/>
-                <w:szCs w:val="20"/>
-                <w:lang w:val="en-US"/>
-              </w:rPr>
-            </w:pPr>
-          </w:p>
-        </w:tc>
-        <w:tc>
-          <w:tcPr>
-            <w:tcW w:w="1560" w:type="dxa"/>
+            <w:tcW w:w="762" w:type="dxa"/>
+          </w:tcPr>
+          <w:p>
+            <w:pPr>
+              <w:spacing w:line="360" w:lineRule="auto"/>
+              <w:jc w:val="center"/>
+              <w:rPr>
+                <w:sz w:val="20"/>
+                <w:szCs w:val="20"/>
+                <w:lang w:val="en-US"/>
+              </w:rPr>
+            </w:pPr>
+          </w:p>
+        </w:tc>
+        <w:tc>
+          <w:tcPr>
+            <w:tcW w:w="1384" w:type="dxa"/>
             <w:vAlign w:val="center"/>
           </w:tcPr>
           <w:p>
@@ -3614,23 +3237,37 @@
                 <w:szCs w:val="22"/>
               </w:rPr>
             </w:pPr>
-            <w:proofErr w:type="spellStart"/>
             <w:r>
               <w:rPr>
                 <w:color w:val="000000"/>
                 <w:sz w:val="22"/>
                 <w:szCs w:val="22"/>
               </w:rPr>
-              <w:t>Угнівенко</w:t>
-            </w:r>
-            <w:proofErr w:type="spellEnd"/>
-            <w:r>
-              <w:rPr>
-                <w:color w:val="000000"/>
-                <w:sz w:val="22"/>
-                <w:szCs w:val="22"/>
-              </w:rPr>
-              <w:t xml:space="preserve"> Катерина </w:t>
+              <w:t xml:space="preserve">Угнівенко Катерина </w:t>
+            </w:r>
+          </w:p>
+        </w:tc>
+        <w:tc>
+          <w:tcPr>
+            <w:tcW w:w="1333" w:type="dxa"/>
+          </w:tcPr>
+          <w:p>
+            <w:pPr>
+              <w:spacing w:line="360" w:lineRule="auto"/>
+              <w:jc w:val="center"/>
+              <w:rPr>
+                <w:sz w:val="20"/>
+                <w:szCs w:val="20"/>
+                <w:lang w:val="uk-UA"/>
+              </w:rPr>
+            </w:pPr>
+            <w:r>
+              <w:rPr>
+                <w:sz w:val="20"/>
+                <w:szCs w:val="20"/>
+                <w:lang w:val="uk-UA"/>
+              </w:rPr>
+              <w:t>81</w:t>
             </w:r>
           </w:p>
         </w:tc>
@@ -3684,47 +3321,23 @@
         </w:tc>
         <w:tc>
           <w:tcPr>
-            <w:tcW w:w="1395" w:type="dxa"/>
-          </w:tcPr>
-          <w:p>
-            <w:pPr>
-              <w:spacing w:line="360" w:lineRule="auto"/>
-              <w:jc w:val="center"/>
-              <w:rPr>
-                <w:sz w:val="20"/>
-                <w:szCs w:val="20"/>
-                <w:lang w:val="en-US"/>
-              </w:rPr>
-            </w:pPr>
-            <w:r>
-              <w:rPr>
-                <w:sz w:val="20"/>
-                <w:szCs w:val="20"/>
-                <w:lang w:val="uk-UA"/>
-              </w:rPr>
-              <w:t>81</w:t>
-            </w:r>
-          </w:p>
-        </w:tc>
-        <w:tc>
-          <w:tcPr>
-            <w:tcW w:w="1112" w:type="dxa"/>
-          </w:tcPr>
-          <w:p>
-            <w:pPr>
-              <w:spacing w:line="360" w:lineRule="auto"/>
-              <w:jc w:val="center"/>
-              <w:rPr>
-                <w:sz w:val="20"/>
-                <w:szCs w:val="20"/>
-                <w:lang w:val="en-US"/>
-              </w:rPr>
-            </w:pPr>
-          </w:p>
-        </w:tc>
-        <w:tc>
-          <w:tcPr>
-            <w:tcW w:w="1560" w:type="dxa"/>
+            <w:tcW w:w="762" w:type="dxa"/>
+          </w:tcPr>
+          <w:p>
+            <w:pPr>
+              <w:spacing w:line="360" w:lineRule="auto"/>
+              <w:jc w:val="center"/>
+              <w:rPr>
+                <w:sz w:val="20"/>
+                <w:szCs w:val="20"/>
+                <w:lang w:val="en-US"/>
+              </w:rPr>
+            </w:pPr>
+          </w:p>
+        </w:tc>
+        <w:tc>
+          <w:tcPr>
+            <w:tcW w:w="1384" w:type="dxa"/>
           </w:tcPr>
           <w:p>
             <w:pPr>
@@ -3782,41 +3395,37 @@
                 <w:szCs w:val="22"/>
               </w:rPr>
             </w:pPr>
-            <w:proofErr w:type="spellStart"/>
             <w:r>
               <w:rPr>
                 <w:color w:val="000000"/>
                 <w:sz w:val="22"/>
                 <w:szCs w:val="22"/>
               </w:rPr>
-              <w:t>Устинська</w:t>
-            </w:r>
-            <w:proofErr w:type="spellEnd"/>
-            <w:r>
-              <w:rPr>
-                <w:color w:val="000000"/>
-                <w:sz w:val="22"/>
-                <w:szCs w:val="22"/>
-              </w:rPr>
-              <w:t xml:space="preserve"> </w:t>
-            </w:r>
-            <w:proofErr w:type="spellStart"/>
-            <w:r>
-              <w:rPr>
-                <w:color w:val="000000"/>
-                <w:sz w:val="22"/>
-                <w:szCs w:val="22"/>
-              </w:rPr>
-              <w:t>Ксенія</w:t>
-            </w:r>
-            <w:proofErr w:type="spellEnd"/>
-            <w:r>
-              <w:rPr>
-                <w:color w:val="000000"/>
-                <w:sz w:val="22"/>
-                <w:szCs w:val="22"/>
-              </w:rPr>
-              <w:t xml:space="preserve"> </w:t>
+              <w:t xml:space="preserve">Устинська Ксенія </w:t>
+            </w:r>
+          </w:p>
+        </w:tc>
+        <w:tc>
+          <w:tcPr>
+            <w:tcW w:w="1333" w:type="dxa"/>
+          </w:tcPr>
+          <w:p>
+            <w:pPr>
+              <w:spacing w:line="360" w:lineRule="auto"/>
+              <w:jc w:val="center"/>
+              <w:rPr>
+                <w:sz w:val="20"/>
+                <w:szCs w:val="20"/>
+                <w:lang w:val="en-US"/>
+              </w:rPr>
+            </w:pPr>
+            <w:r>
+              <w:rPr>
+                <w:sz w:val="20"/>
+                <w:szCs w:val="20"/>
+                <w:lang w:val="uk-UA"/>
+              </w:rPr>
+              <w:t>75</w:t>
             </w:r>
           </w:p>
         </w:tc>
@@ -3870,47 +3479,23 @@
         </w:tc>
         <w:tc>
           <w:tcPr>
-            <w:tcW w:w="1395" w:type="dxa"/>
-          </w:tcPr>
-          <w:p>
-            <w:pPr>
-              <w:spacing w:line="360" w:lineRule="auto"/>
-              <w:jc w:val="center"/>
-              <w:rPr>
-                <w:sz w:val="20"/>
-                <w:szCs w:val="20"/>
-                <w:lang w:val="en-US"/>
-              </w:rPr>
-            </w:pPr>
-            <w:r>
-              <w:rPr>
-                <w:sz w:val="20"/>
-                <w:szCs w:val="20"/>
-                <w:lang w:val="uk-UA"/>
-              </w:rPr>
-              <w:t>75</w:t>
-            </w:r>
-          </w:p>
-        </w:tc>
-        <w:tc>
-          <w:tcPr>
-            <w:tcW w:w="1112" w:type="dxa"/>
-          </w:tcPr>
-          <w:p>
-            <w:pPr>
-              <w:spacing w:line="360" w:lineRule="auto"/>
-              <w:jc w:val="center"/>
-              <w:rPr>
-                <w:sz w:val="20"/>
-                <w:szCs w:val="20"/>
-                <w:lang w:val="en-US"/>
-              </w:rPr>
-            </w:pPr>
-          </w:p>
-        </w:tc>
-        <w:tc>
-          <w:tcPr>
-            <w:tcW w:w="1560" w:type="dxa"/>
+            <w:tcW w:w="762" w:type="dxa"/>
+          </w:tcPr>
+          <w:p>
+            <w:pPr>
+              <w:spacing w:line="360" w:lineRule="auto"/>
+              <w:jc w:val="center"/>
+              <w:rPr>
+                <w:sz w:val="20"/>
+                <w:szCs w:val="20"/>
+                <w:lang w:val="en-US"/>
+              </w:rPr>
+            </w:pPr>
+          </w:p>
+        </w:tc>
+        <w:tc>
+          <w:tcPr>
+            <w:tcW w:w="1384" w:type="dxa"/>
           </w:tcPr>
           <w:p>
             <w:pPr>
@@ -3974,25 +3559,31 @@
                 <w:sz w:val="22"/>
                 <w:szCs w:val="22"/>
               </w:rPr>
-              <w:t xml:space="preserve">Федорова </w:t>
-            </w:r>
-            <w:proofErr w:type="spellStart"/>
-            <w:r>
-              <w:rPr>
-                <w:color w:val="000000"/>
-                <w:sz w:val="22"/>
-                <w:szCs w:val="22"/>
-              </w:rPr>
-              <w:t>Дар'я</w:t>
-            </w:r>
-            <w:proofErr w:type="spellEnd"/>
-            <w:r>
-              <w:rPr>
-                <w:color w:val="000000"/>
-                <w:sz w:val="22"/>
-                <w:szCs w:val="22"/>
-              </w:rPr>
-              <w:t xml:space="preserve"> </w:t>
+              <w:t xml:space="preserve">Федорова Дар'я </w:t>
+            </w:r>
+          </w:p>
+        </w:tc>
+        <w:tc>
+          <w:tcPr>
+            <w:tcW w:w="1333" w:type="dxa"/>
+          </w:tcPr>
+          <w:p>
+            <w:pPr>
+              <w:spacing w:line="360" w:lineRule="auto"/>
+              <w:jc w:val="center"/>
+              <w:rPr>
+                <w:sz w:val="20"/>
+                <w:szCs w:val="20"/>
+                <w:lang w:val="en-US"/>
+              </w:rPr>
+            </w:pPr>
+            <w:r>
+              <w:rPr>
+                <w:sz w:val="20"/>
+                <w:szCs w:val="20"/>
+                <w:lang w:val="uk-UA"/>
+              </w:rPr>
+              <w:t>74 (2)</w:t>
             </w:r>
           </w:p>
         </w:tc>
@@ -4046,47 +3637,23 @@
         </w:tc>
         <w:tc>
           <w:tcPr>
-            <w:tcW w:w="1395" w:type="dxa"/>
-          </w:tcPr>
-          <w:p>
-            <w:pPr>
-              <w:spacing w:line="360" w:lineRule="auto"/>
-              <w:jc w:val="center"/>
-              <w:rPr>
-                <w:sz w:val="20"/>
-                <w:szCs w:val="20"/>
-                <w:lang w:val="uk-UA"/>
-              </w:rPr>
-            </w:pPr>
-            <w:r>
-              <w:rPr>
-                <w:sz w:val="20"/>
-                <w:szCs w:val="20"/>
-                <w:lang w:val="uk-UA"/>
-              </w:rPr>
-              <w:t>74 (2)</w:t>
-            </w:r>
-          </w:p>
-        </w:tc>
-        <w:tc>
-          <w:tcPr>
-            <w:tcW w:w="1112" w:type="dxa"/>
-          </w:tcPr>
-          <w:p>
-            <w:pPr>
-              <w:spacing w:line="360" w:lineRule="auto"/>
-              <w:jc w:val="center"/>
-              <w:rPr>
-                <w:sz w:val="20"/>
-                <w:szCs w:val="20"/>
-                <w:lang w:val="en-US"/>
-              </w:rPr>
-            </w:pPr>
-          </w:p>
-        </w:tc>
-        <w:tc>
-          <w:tcPr>
-            <w:tcW w:w="1560" w:type="dxa"/>
+            <w:tcW w:w="762" w:type="dxa"/>
+          </w:tcPr>
+          <w:p>
+            <w:pPr>
+              <w:spacing w:line="360" w:lineRule="auto"/>
+              <w:jc w:val="center"/>
+              <w:rPr>
+                <w:sz w:val="20"/>
+                <w:szCs w:val="20"/>
+                <w:lang w:val="en-US"/>
+              </w:rPr>
+            </w:pPr>
+          </w:p>
+        </w:tc>
+        <w:tc>
+          <w:tcPr>
+            <w:tcW w:w="1384" w:type="dxa"/>
           </w:tcPr>
           <w:p>
             <w:pPr>
@@ -4144,41 +3711,37 @@
                 <w:szCs w:val="22"/>
               </w:rPr>
             </w:pPr>
-            <w:proofErr w:type="spellStart"/>
             <w:r>
               <w:rPr>
                 <w:color w:val="000000"/>
                 <w:sz w:val="22"/>
                 <w:szCs w:val="22"/>
               </w:rPr>
-              <w:t>Фомінова</w:t>
-            </w:r>
-            <w:proofErr w:type="spellEnd"/>
-            <w:r>
-              <w:rPr>
-                <w:color w:val="000000"/>
-                <w:sz w:val="22"/>
-                <w:szCs w:val="22"/>
-              </w:rPr>
-              <w:t xml:space="preserve"> </w:t>
-            </w:r>
-            <w:proofErr w:type="spellStart"/>
-            <w:r>
-              <w:rPr>
-                <w:color w:val="000000"/>
-                <w:sz w:val="22"/>
-                <w:szCs w:val="22"/>
-              </w:rPr>
-              <w:t>Поліна</w:t>
-            </w:r>
-            <w:proofErr w:type="spellEnd"/>
-            <w:r>
-              <w:rPr>
-                <w:color w:val="000000"/>
-                <w:sz w:val="22"/>
-                <w:szCs w:val="22"/>
-              </w:rPr>
-              <w:t xml:space="preserve"> </w:t>
+              <w:t xml:space="preserve">Фомінова Поліна </w:t>
+            </w:r>
+          </w:p>
+        </w:tc>
+        <w:tc>
+          <w:tcPr>
+            <w:tcW w:w="1333" w:type="dxa"/>
+          </w:tcPr>
+          <w:p>
+            <w:pPr>
+              <w:spacing w:line="360" w:lineRule="auto"/>
+              <w:jc w:val="center"/>
+              <w:rPr>
+                <w:sz w:val="20"/>
+                <w:szCs w:val="20"/>
+                <w:lang w:val="en-US"/>
+              </w:rPr>
+            </w:pPr>
+            <w:r>
+              <w:rPr>
+                <w:sz w:val="20"/>
+                <w:szCs w:val="20"/>
+                <w:lang w:val="uk-UA"/>
+              </w:rPr>
+              <w:t>72</w:t>
             </w:r>
           </w:p>
         </w:tc>
@@ -4232,47 +3795,23 @@
         </w:tc>
         <w:tc>
           <w:tcPr>
-            <w:tcW w:w="1395" w:type="dxa"/>
-          </w:tcPr>
-          <w:p>
-            <w:pPr>
-              <w:spacing w:line="360" w:lineRule="auto"/>
-              <w:jc w:val="center"/>
-              <w:rPr>
-                <w:sz w:val="20"/>
-                <w:szCs w:val="20"/>
-                <w:lang w:val="en-US"/>
-              </w:rPr>
-            </w:pPr>
-            <w:r>
-              <w:rPr>
-                <w:sz w:val="20"/>
-                <w:szCs w:val="20"/>
-                <w:lang w:val="uk-UA"/>
-              </w:rPr>
-              <w:t>72</w:t>
-            </w:r>
-          </w:p>
-        </w:tc>
-        <w:tc>
-          <w:tcPr>
-            <w:tcW w:w="1112" w:type="dxa"/>
-          </w:tcPr>
-          <w:p>
-            <w:pPr>
-              <w:spacing w:line="360" w:lineRule="auto"/>
-              <w:jc w:val="center"/>
-              <w:rPr>
-                <w:sz w:val="20"/>
-                <w:szCs w:val="20"/>
-                <w:lang w:val="en-US"/>
-              </w:rPr>
-            </w:pPr>
-          </w:p>
-        </w:tc>
-        <w:tc>
-          <w:tcPr>
-            <w:tcW w:w="1560" w:type="dxa"/>
+            <w:tcW w:w="762" w:type="dxa"/>
+          </w:tcPr>
+          <w:p>
+            <w:pPr>
+              <w:spacing w:line="360" w:lineRule="auto"/>
+              <w:jc w:val="center"/>
+              <w:rPr>
+                <w:sz w:val="20"/>
+                <w:szCs w:val="20"/>
+                <w:lang w:val="en-US"/>
+              </w:rPr>
+            </w:pPr>
+          </w:p>
+        </w:tc>
+        <w:tc>
+          <w:tcPr>
+            <w:tcW w:w="1384" w:type="dxa"/>
           </w:tcPr>
           <w:p>
             <w:pPr>
@@ -4330,41 +3869,37 @@
                 <w:szCs w:val="22"/>
               </w:rPr>
             </w:pPr>
-            <w:proofErr w:type="spellStart"/>
             <w:r>
               <w:rPr>
                 <w:color w:val="000000"/>
                 <w:sz w:val="22"/>
                 <w:szCs w:val="22"/>
               </w:rPr>
-              <w:t>Шашкіна</w:t>
-            </w:r>
-            <w:proofErr w:type="spellEnd"/>
-            <w:r>
-              <w:rPr>
-                <w:color w:val="000000"/>
-                <w:sz w:val="22"/>
-                <w:szCs w:val="22"/>
-              </w:rPr>
-              <w:t xml:space="preserve"> </w:t>
-            </w:r>
-            <w:proofErr w:type="spellStart"/>
-            <w:r>
-              <w:rPr>
-                <w:color w:val="000000"/>
-                <w:sz w:val="22"/>
-                <w:szCs w:val="22"/>
-              </w:rPr>
-              <w:t>Віра</w:t>
-            </w:r>
-            <w:proofErr w:type="spellEnd"/>
-            <w:r>
-              <w:rPr>
-                <w:color w:val="000000"/>
-                <w:sz w:val="22"/>
-                <w:szCs w:val="22"/>
-              </w:rPr>
-              <w:t xml:space="preserve"> </w:t>
+              <w:t xml:space="preserve">Шашкіна Віра </w:t>
+            </w:r>
+          </w:p>
+        </w:tc>
+        <w:tc>
+          <w:tcPr>
+            <w:tcW w:w="1333" w:type="dxa"/>
+          </w:tcPr>
+          <w:p>
+            <w:pPr>
+              <w:spacing w:line="360" w:lineRule="auto"/>
+              <w:jc w:val="center"/>
+              <w:rPr>
+                <w:sz w:val="20"/>
+                <w:szCs w:val="20"/>
+                <w:lang w:val="uk-UA"/>
+              </w:rPr>
+            </w:pPr>
+            <w:r>
+              <w:rPr>
+                <w:sz w:val="20"/>
+                <w:szCs w:val="20"/>
+                <w:lang w:val="uk-UA"/>
+              </w:rPr>
+              <w:t>79</w:t>
             </w:r>
           </w:p>
         </w:tc>
@@ -4418,47 +3953,23 @@
         </w:tc>
         <w:tc>
           <w:tcPr>
-            <w:tcW w:w="1395" w:type="dxa"/>
-          </w:tcPr>
-          <w:p>
-            <w:pPr>
-              <w:spacing w:line="360" w:lineRule="auto"/>
-              <w:jc w:val="center"/>
-              <w:rPr>
-                <w:sz w:val="20"/>
-                <w:szCs w:val="20"/>
-                <w:lang w:val="en-US"/>
-              </w:rPr>
-            </w:pPr>
-            <w:r>
-              <w:rPr>
-                <w:sz w:val="20"/>
-                <w:szCs w:val="20"/>
-                <w:lang w:val="uk-UA"/>
-              </w:rPr>
-              <w:t>79</w:t>
-            </w:r>
-          </w:p>
-        </w:tc>
-        <w:tc>
-          <w:tcPr>
-            <w:tcW w:w="1112" w:type="dxa"/>
-          </w:tcPr>
-          <w:p>
-            <w:pPr>
-              <w:spacing w:line="360" w:lineRule="auto"/>
-              <w:jc w:val="center"/>
-              <w:rPr>
-                <w:sz w:val="20"/>
-                <w:szCs w:val="20"/>
-                <w:lang w:val="en-US"/>
-              </w:rPr>
-            </w:pPr>
-          </w:p>
-        </w:tc>
-        <w:tc>
-          <w:tcPr>
-            <w:tcW w:w="1560" w:type="dxa"/>
+            <w:tcW w:w="762" w:type="dxa"/>
+          </w:tcPr>
+          <w:p>
+            <w:pPr>
+              <w:spacing w:line="360" w:lineRule="auto"/>
+              <w:jc w:val="center"/>
+              <w:rPr>
+                <w:sz w:val="20"/>
+                <w:szCs w:val="20"/>
+                <w:lang w:val="en-US"/>
+              </w:rPr>
+            </w:pPr>
+          </w:p>
+        </w:tc>
+        <w:tc>
+          <w:tcPr>
+            <w:tcW w:w="1384" w:type="dxa"/>
           </w:tcPr>
           <w:p>
             <w:pPr>
@@ -4528,6 +4039,30 @@
         </w:tc>
         <w:tc>
           <w:tcPr>
+            <w:tcW w:w="1333" w:type="dxa"/>
+          </w:tcPr>
+          <w:p>
+            <w:pPr>
+              <w:spacing w:line="360" w:lineRule="auto"/>
+              <w:jc w:val="center"/>
+              <w:rPr>
+                <w:sz w:val="20"/>
+                <w:szCs w:val="20"/>
+                <w:lang w:val="uk-UA"/>
+              </w:rPr>
+            </w:pPr>
+            <w:r>
+              <w:rPr>
+                <w:sz w:val="20"/>
+                <w:szCs w:val="20"/>
+                <w:lang w:val="uk-UA"/>
+              </w:rPr>
+              <w:t>94</w:t>
+            </w:r>
+          </w:p>
+        </w:tc>
+        <w:tc>
+          <w:tcPr>
             <w:tcW w:w="1056" w:type="dxa"/>
           </w:tcPr>
           <w:p>
@@ -4576,47 +4111,23 @@
         </w:tc>
         <w:tc>
           <w:tcPr>
-            <w:tcW w:w="1395" w:type="dxa"/>
-          </w:tcPr>
-          <w:p>
-            <w:pPr>
-              <w:spacing w:line="360" w:lineRule="auto"/>
-              <w:jc w:val="center"/>
-              <w:rPr>
-                <w:sz w:val="20"/>
-                <w:szCs w:val="20"/>
-                <w:lang w:val="en-US"/>
-              </w:rPr>
-            </w:pPr>
-            <w:r>
-              <w:rPr>
-                <w:sz w:val="20"/>
-                <w:szCs w:val="20"/>
-                <w:lang w:val="uk-UA"/>
-              </w:rPr>
-              <w:t>94</w:t>
-            </w:r>
-          </w:p>
-        </w:tc>
-        <w:tc>
-          <w:tcPr>
-            <w:tcW w:w="1112" w:type="dxa"/>
-          </w:tcPr>
-          <w:p>
-            <w:pPr>
-              <w:spacing w:line="360" w:lineRule="auto"/>
-              <w:jc w:val="center"/>
-              <w:rPr>
-                <w:sz w:val="20"/>
-                <w:szCs w:val="20"/>
-                <w:lang w:val="en-US"/>
-              </w:rPr>
-            </w:pPr>
-          </w:p>
-        </w:tc>
-        <w:tc>
-          <w:tcPr>
-            <w:tcW w:w="1560" w:type="dxa"/>
+            <w:tcW w:w="762" w:type="dxa"/>
+          </w:tcPr>
+          <w:p>
+            <w:pPr>
+              <w:spacing w:line="360" w:lineRule="auto"/>
+              <w:jc w:val="center"/>
+              <w:rPr>
+                <w:sz w:val="20"/>
+                <w:szCs w:val="20"/>
+                <w:lang w:val="en-US"/>
+              </w:rPr>
+            </w:pPr>
+          </w:p>
+        </w:tc>
+        <w:tc>
+          <w:tcPr>
+            <w:tcW w:w="1384" w:type="dxa"/>
           </w:tcPr>
           <w:p>
             <w:pPr>

--- a/Lecture/Chem/Exem/2025_26/2_Gr_2025.docx
+++ b/Lecture/Chem/Exem/2025_26/2_Gr_2025.docx
@@ -573,9 +573,17 @@
               <w:rPr>
                 <w:sz w:val="20"/>
                 <w:szCs w:val="20"/>
-                <w:lang w:val="uk-UA"/>
-              </w:rPr>
-            </w:pPr>
+                <w:lang w:val="en-US"/>
+              </w:rPr>
+            </w:pPr>
+            <w:r>
+              <w:rPr>
+                <w:sz w:val="20"/>
+                <w:szCs w:val="20"/>
+                <w:lang w:val="en-US"/>
+              </w:rPr>
+              <w:t>30</w:t>
+            </w:r>
           </w:p>
         </w:tc>
         <w:tc>
@@ -592,6 +600,14 @@
                 <w:lang w:val="en-US"/>
               </w:rPr>
             </w:pPr>
+            <w:r>
+              <w:rPr>
+                <w:sz w:val="20"/>
+                <w:szCs w:val="20"/>
+                <w:lang w:val="en-US"/>
+              </w:rPr>
+              <w:t>30</w:t>
+            </w:r>
           </w:p>
         </w:tc>
         <w:tc>
@@ -608,6 +624,14 @@
                 <w:lang w:val="en-US"/>
               </w:rPr>
             </w:pPr>
+            <w:r>
+              <w:rPr>
+                <w:sz w:val="20"/>
+                <w:szCs w:val="20"/>
+                <w:lang w:val="en-US"/>
+              </w:rPr>
+              <w:t>60</w:t>
+            </w:r>
           </w:p>
         </w:tc>
         <w:tc>
@@ -735,6 +759,14 @@
                 <w:lang w:val="uk-UA"/>
               </w:rPr>
             </w:pPr>
+            <w:r>
+              <w:rPr>
+                <w:sz w:val="20"/>
+                <w:szCs w:val="20"/>
+                <w:lang w:val="en-US"/>
+              </w:rPr>
+              <w:t>18</w:t>
+            </w:r>
           </w:p>
         </w:tc>
         <w:tc>
@@ -751,6 +783,14 @@
                 <w:lang w:val="en-US"/>
               </w:rPr>
             </w:pPr>
+            <w:r>
+              <w:rPr>
+                <w:sz w:val="20"/>
+                <w:szCs w:val="20"/>
+                <w:lang w:val="en-US"/>
+              </w:rPr>
+              <w:t>18</w:t>
+            </w:r>
           </w:p>
         </w:tc>
         <w:tc>
@@ -767,6 +807,14 @@
                 <w:lang w:val="uk-UA"/>
               </w:rPr>
             </w:pPr>
+            <w:r>
+              <w:rPr>
+                <w:sz w:val="20"/>
+                <w:szCs w:val="20"/>
+                <w:lang w:val="en-US"/>
+              </w:rPr>
+              <w:t>36</w:t>
+            </w:r>
           </w:p>
         </w:tc>
         <w:tc>
@@ -889,9 +937,17 @@
               <w:rPr>
                 <w:sz w:val="20"/>
                 <w:szCs w:val="20"/>
-                <w:lang w:val="uk-UA"/>
-              </w:rPr>
-            </w:pPr>
+                <w:lang w:val="en-US"/>
+              </w:rPr>
+            </w:pPr>
+            <w:r>
+              <w:rPr>
+                <w:sz w:val="20"/>
+                <w:szCs w:val="20"/>
+                <w:lang w:val="en-US"/>
+              </w:rPr>
+              <w:t>30</w:t>
+            </w:r>
           </w:p>
         </w:tc>
         <w:tc>
@@ -908,6 +964,14 @@
                 <w:lang w:val="en-US"/>
               </w:rPr>
             </w:pPr>
+            <w:r>
+              <w:rPr>
+                <w:sz w:val="20"/>
+                <w:szCs w:val="20"/>
+                <w:lang w:val="en-US"/>
+              </w:rPr>
+              <w:t>30</w:t>
+            </w:r>
           </w:p>
         </w:tc>
         <w:tc>
@@ -924,6 +988,14 @@
                 <w:lang w:val="en-US"/>
               </w:rPr>
             </w:pPr>
+            <w:r>
+              <w:rPr>
+                <w:sz w:val="20"/>
+                <w:szCs w:val="20"/>
+                <w:lang w:val="en-US"/>
+              </w:rPr>
+              <w:t>60</w:t>
+            </w:r>
           </w:p>
         </w:tc>
         <w:tc>
@@ -1550,9 +1622,17 @@
               <w:rPr>
                 <w:sz w:val="20"/>
                 <w:szCs w:val="20"/>
-                <w:lang w:val="uk-UA"/>
-              </w:rPr>
-            </w:pPr>
+                <w:lang w:val="en-US"/>
+              </w:rPr>
+            </w:pPr>
+            <w:r>
+              <w:rPr>
+                <w:sz w:val="20"/>
+                <w:szCs w:val="20"/>
+                <w:lang w:val="en-US"/>
+              </w:rPr>
+              <w:t>25</w:t>
+            </w:r>
           </w:p>
         </w:tc>
         <w:tc>
@@ -1569,6 +1649,14 @@
                 <w:lang w:val="en-US"/>
               </w:rPr>
             </w:pPr>
+            <w:r>
+              <w:rPr>
+                <w:sz w:val="20"/>
+                <w:szCs w:val="20"/>
+                <w:lang w:val="en-US"/>
+              </w:rPr>
+              <w:t>21</w:t>
+            </w:r>
           </w:p>
         </w:tc>
         <w:tc>
@@ -1582,9 +1670,17 @@
               <w:rPr>
                 <w:sz w:val="20"/>
                 <w:szCs w:val="20"/>
-                <w:lang w:val="uk-UA"/>
-              </w:rPr>
-            </w:pPr>
+                <w:lang w:val="en-US"/>
+              </w:rPr>
+            </w:pPr>
+            <w:r>
+              <w:rPr>
+                <w:sz w:val="20"/>
+                <w:szCs w:val="20"/>
+                <w:lang w:val="en-US"/>
+              </w:rPr>
+              <w:t>46</w:t>
+            </w:r>
           </w:p>
         </w:tc>
         <w:tc>
@@ -1710,6 +1806,14 @@
                 <w:lang w:val="en-US"/>
               </w:rPr>
             </w:pPr>
+            <w:r>
+              <w:rPr>
+                <w:sz w:val="20"/>
+                <w:szCs w:val="20"/>
+                <w:lang w:val="en-US"/>
+              </w:rPr>
+              <w:t>20</w:t>
+            </w:r>
           </w:p>
         </w:tc>
         <w:tc>
@@ -1723,9 +1827,17 @@
               <w:rPr>
                 <w:sz w:val="20"/>
                 <w:szCs w:val="20"/>
-                <w:lang w:val="uk-UA"/>
-              </w:rPr>
-            </w:pPr>
+                <w:lang w:val="en-US"/>
+              </w:rPr>
+            </w:pPr>
+            <w:r>
+              <w:rPr>
+                <w:sz w:val="20"/>
+                <w:szCs w:val="20"/>
+                <w:lang w:val="en-US"/>
+              </w:rPr>
+              <w:t>18</w:t>
+            </w:r>
           </w:p>
         </w:tc>
         <w:tc>
@@ -1742,6 +1854,14 @@
                 <w:lang w:val="en-US"/>
               </w:rPr>
             </w:pPr>
+            <w:r>
+              <w:rPr>
+                <w:sz w:val="20"/>
+                <w:szCs w:val="20"/>
+                <w:lang w:val="en-US"/>
+              </w:rPr>
+              <w:t>38</w:t>
+            </w:r>
           </w:p>
         </w:tc>
         <w:tc>
@@ -2022,9 +2142,17 @@
               <w:rPr>
                 <w:sz w:val="20"/>
                 <w:szCs w:val="20"/>
-                <w:lang w:val="uk-UA"/>
-              </w:rPr>
-            </w:pPr>
+                <w:lang w:val="en-US"/>
+              </w:rPr>
+            </w:pPr>
+            <w:r>
+              <w:rPr>
+                <w:sz w:val="20"/>
+                <w:szCs w:val="20"/>
+                <w:lang w:val="en-US"/>
+              </w:rPr>
+              <w:t>26</w:t>
+            </w:r>
           </w:p>
         </w:tc>
         <w:tc>
@@ -2041,6 +2169,14 @@
                 <w:lang w:val="en-US"/>
               </w:rPr>
             </w:pPr>
+            <w:r>
+              <w:rPr>
+                <w:sz w:val="20"/>
+                <w:szCs w:val="20"/>
+                <w:lang w:val="en-US"/>
+              </w:rPr>
+              <w:t>22</w:t>
+            </w:r>
           </w:p>
         </w:tc>
         <w:tc>
@@ -2054,9 +2190,17 @@
               <w:rPr>
                 <w:sz w:val="20"/>
                 <w:szCs w:val="20"/>
-                <w:lang w:val="uk-UA"/>
-              </w:rPr>
-            </w:pPr>
+                <w:lang w:val="en-US"/>
+              </w:rPr>
+            </w:pPr>
+            <w:r>
+              <w:rPr>
+                <w:sz w:val="20"/>
+                <w:szCs w:val="20"/>
+                <w:lang w:val="en-US"/>
+              </w:rPr>
+              <w:t>48</w:t>
+            </w:r>
           </w:p>
         </w:tc>
         <w:tc>
@@ -2180,9 +2324,17 @@
               <w:rPr>
                 <w:sz w:val="20"/>
                 <w:szCs w:val="20"/>
-                <w:lang w:val="uk-UA"/>
-              </w:rPr>
-            </w:pPr>
+                <w:lang w:val="en-US"/>
+              </w:rPr>
+            </w:pPr>
+            <w:r>
+              <w:rPr>
+                <w:sz w:val="20"/>
+                <w:szCs w:val="20"/>
+                <w:lang w:val="en-US"/>
+              </w:rPr>
+              <w:t>28</w:t>
+            </w:r>
           </w:p>
         </w:tc>
         <w:tc>
@@ -2337,9 +2489,17 @@
               <w:rPr>
                 <w:sz w:val="20"/>
                 <w:szCs w:val="20"/>
-                <w:lang w:val="uk-UA"/>
-              </w:rPr>
-            </w:pPr>
+                <w:lang w:val="en-US"/>
+              </w:rPr>
+            </w:pPr>
+            <w:r>
+              <w:rPr>
+                <w:sz w:val="20"/>
+                <w:szCs w:val="20"/>
+                <w:lang w:val="en-US"/>
+              </w:rPr>
+              <w:t>26</w:t>
+            </w:r>
           </w:p>
         </w:tc>
         <w:tc>
@@ -2651,9 +2811,17 @@
               <w:rPr>
                 <w:sz w:val="20"/>
                 <w:szCs w:val="20"/>
-                <w:lang w:val="uk-UA"/>
-              </w:rPr>
-            </w:pPr>
+                <w:lang w:val="en-US"/>
+              </w:rPr>
+            </w:pPr>
+            <w:r>
+              <w:rPr>
+                <w:sz w:val="20"/>
+                <w:szCs w:val="20"/>
+                <w:lang w:val="en-US"/>
+              </w:rPr>
+              <w:t>30</w:t>
+            </w:r>
           </w:p>
         </w:tc>
         <w:tc>
@@ -2809,9 +2977,17 @@
               <w:rPr>
                 <w:sz w:val="20"/>
                 <w:szCs w:val="20"/>
-                <w:lang w:val="uk-UA"/>
-              </w:rPr>
-            </w:pPr>
+                <w:lang w:val="en-US"/>
+              </w:rPr>
+            </w:pPr>
+            <w:r>
+              <w:rPr>
+                <w:sz w:val="20"/>
+                <w:szCs w:val="20"/>
+                <w:lang w:val="en-US"/>
+              </w:rPr>
+              <w:t>29</w:t>
+            </w:r>
           </w:p>
         </w:tc>
         <w:tc>
@@ -2828,6 +3004,14 @@
                 <w:lang w:val="en-US"/>
               </w:rPr>
             </w:pPr>
+            <w:r>
+              <w:rPr>
+                <w:sz w:val="20"/>
+                <w:szCs w:val="20"/>
+                <w:lang w:val="en-US"/>
+              </w:rPr>
+              <w:t>28</w:t>
+            </w:r>
           </w:p>
         </w:tc>
         <w:tc>
@@ -2841,9 +3025,17 @@
               <w:rPr>
                 <w:sz w:val="20"/>
                 <w:szCs w:val="20"/>
-                <w:lang w:val="uk-UA"/>
-              </w:rPr>
-            </w:pPr>
+                <w:lang w:val="en-US"/>
+              </w:rPr>
+            </w:pPr>
+            <w:r>
+              <w:rPr>
+                <w:sz w:val="20"/>
+                <w:szCs w:val="20"/>
+                <w:lang w:val="en-US"/>
+              </w:rPr>
+              <w:t>57</w:t>
+            </w:r>
           </w:p>
         </w:tc>
         <w:tc>
@@ -2969,6 +3161,14 @@
                 <w:lang w:val="en-US"/>
               </w:rPr>
             </w:pPr>
+            <w:r>
+              <w:rPr>
+                <w:sz w:val="20"/>
+                <w:szCs w:val="20"/>
+                <w:lang w:val="en-US"/>
+              </w:rPr>
+              <w:t>21</w:t>
+            </w:r>
           </w:p>
         </w:tc>
         <w:tc>
@@ -2982,9 +3182,17 @@
               <w:rPr>
                 <w:sz w:val="20"/>
                 <w:szCs w:val="20"/>
-                <w:lang w:val="uk-UA"/>
-              </w:rPr>
-            </w:pPr>
+                <w:lang w:val="en-US"/>
+              </w:rPr>
+            </w:pPr>
+            <w:r>
+              <w:rPr>
+                <w:sz w:val="20"/>
+                <w:szCs w:val="20"/>
+                <w:lang w:val="en-US"/>
+              </w:rPr>
+              <w:t>18</w:t>
+            </w:r>
           </w:p>
         </w:tc>
         <w:tc>
@@ -3001,6 +3209,14 @@
                 <w:lang w:val="en-US"/>
               </w:rPr>
             </w:pPr>
+            <w:r>
+              <w:rPr>
+                <w:sz w:val="20"/>
+                <w:szCs w:val="20"/>
+                <w:lang w:val="en-US"/>
+              </w:rPr>
+              <w:t>39</w:t>
+            </w:r>
           </w:p>
         </w:tc>
         <w:tc>
@@ -3282,9 +3498,17 @@
               <w:rPr>
                 <w:sz w:val="20"/>
                 <w:szCs w:val="20"/>
-                <w:lang w:val="uk-UA"/>
-              </w:rPr>
-            </w:pPr>
+                <w:lang w:val="en-US"/>
+              </w:rPr>
+            </w:pPr>
+            <w:r>
+              <w:rPr>
+                <w:sz w:val="20"/>
+                <w:szCs w:val="20"/>
+                <w:lang w:val="en-US"/>
+              </w:rPr>
+              <w:t>25</w:t>
+            </w:r>
           </w:p>
         </w:tc>
         <w:tc>
@@ -3301,6 +3525,14 @@
                 <w:lang w:val="en-US"/>
               </w:rPr>
             </w:pPr>
+            <w:r>
+              <w:rPr>
+                <w:sz w:val="20"/>
+                <w:szCs w:val="20"/>
+                <w:lang w:val="en-US"/>
+              </w:rPr>
+              <w:t>25</w:t>
+            </w:r>
           </w:p>
         </w:tc>
         <w:tc>
@@ -3314,9 +3546,17 @@
               <w:rPr>
                 <w:sz w:val="20"/>
                 <w:szCs w:val="20"/>
-                <w:lang w:val="uk-UA"/>
-              </w:rPr>
-            </w:pPr>
+                <w:lang w:val="en-US"/>
+              </w:rPr>
+            </w:pPr>
+            <w:r>
+              <w:rPr>
+                <w:sz w:val="20"/>
+                <w:szCs w:val="20"/>
+                <w:lang w:val="en-US"/>
+              </w:rPr>
+              <w:t>50</w:t>
+            </w:r>
           </w:p>
         </w:tc>
         <w:tc>
@@ -3443,6 +3683,14 @@
                 <w:lang w:val="en-US"/>
               </w:rPr>
             </w:pPr>
+            <w:r>
+              <w:rPr>
+                <w:sz w:val="20"/>
+                <w:szCs w:val="20"/>
+                <w:lang w:val="en-US"/>
+              </w:rPr>
+              <w:t>28</w:t>
+            </w:r>
           </w:p>
         </w:tc>
         <w:tc>
@@ -3456,9 +3704,17 @@
               <w:rPr>
                 <w:sz w:val="20"/>
                 <w:szCs w:val="20"/>
-                <w:lang w:val="uk-UA"/>
-              </w:rPr>
-            </w:pPr>
+                <w:lang w:val="en-US"/>
+              </w:rPr>
+            </w:pPr>
+            <w:r>
+              <w:rPr>
+                <w:sz w:val="20"/>
+                <w:szCs w:val="20"/>
+                <w:lang w:val="en-US"/>
+              </w:rPr>
+              <w:t>24</w:t>
+            </w:r>
           </w:p>
         </w:tc>
         <w:tc>
@@ -3472,9 +3728,17 @@
               <w:rPr>
                 <w:sz w:val="20"/>
                 <w:szCs w:val="20"/>
-                <w:lang w:val="uk-UA"/>
-              </w:rPr>
-            </w:pPr>
+                <w:lang w:val="en-US"/>
+              </w:rPr>
+            </w:pPr>
+            <w:r>
+              <w:rPr>
+                <w:sz w:val="20"/>
+                <w:szCs w:val="20"/>
+                <w:lang w:val="en-US"/>
+              </w:rPr>
+              <w:t>52</w:t>
+            </w:r>
           </w:p>
         </w:tc>
         <w:tc>
@@ -3601,6 +3865,14 @@
                 <w:lang w:val="en-US"/>
               </w:rPr>
             </w:pPr>
+            <w:r>
+              <w:rPr>
+                <w:sz w:val="20"/>
+                <w:szCs w:val="20"/>
+                <w:lang w:val="en-US"/>
+              </w:rPr>
+              <w:t>25</w:t>
+            </w:r>
           </w:p>
         </w:tc>
         <w:tc>
@@ -3614,9 +3886,17 @@
               <w:rPr>
                 <w:sz w:val="20"/>
                 <w:szCs w:val="20"/>
-                <w:lang w:val="uk-UA"/>
-              </w:rPr>
-            </w:pPr>
+                <w:lang w:val="en-US"/>
+              </w:rPr>
+            </w:pPr>
+            <w:r>
+              <w:rPr>
+                <w:sz w:val="20"/>
+                <w:szCs w:val="20"/>
+                <w:lang w:val="en-US"/>
+              </w:rPr>
+              <w:t>20</w:t>
+            </w:r>
           </w:p>
         </w:tc>
         <w:tc>
@@ -3633,6 +3913,14 @@
                 <w:lang w:val="en-US"/>
               </w:rPr>
             </w:pPr>
+            <w:r>
+              <w:rPr>
+                <w:sz w:val="20"/>
+                <w:szCs w:val="20"/>
+                <w:lang w:val="en-US"/>
+              </w:rPr>
+              <w:t>45</w:t>
+            </w:r>
           </w:p>
         </w:tc>
         <w:tc>
@@ -3914,9 +4202,17 @@
               <w:rPr>
                 <w:sz w:val="20"/>
                 <w:szCs w:val="20"/>
-                <w:lang w:val="uk-UA"/>
-              </w:rPr>
-            </w:pPr>
+                <w:lang w:val="en-US"/>
+              </w:rPr>
+            </w:pPr>
+            <w:r>
+              <w:rPr>
+                <w:sz w:val="20"/>
+                <w:szCs w:val="20"/>
+                <w:lang w:val="en-US"/>
+              </w:rPr>
+              <w:t>26</w:t>
+            </w:r>
           </w:p>
         </w:tc>
         <w:tc>
@@ -4072,9 +4368,17 @@
               <w:rPr>
                 <w:sz w:val="20"/>
                 <w:szCs w:val="20"/>
-                <w:lang w:val="uk-UA"/>
-              </w:rPr>
-            </w:pPr>
+                <w:lang w:val="en-US"/>
+              </w:rPr>
+            </w:pPr>
+            <w:r>
+              <w:rPr>
+                <w:sz w:val="20"/>
+                <w:szCs w:val="20"/>
+                <w:lang w:val="en-US"/>
+              </w:rPr>
+              <w:t>30</w:t>
+            </w:r>
           </w:p>
         </w:tc>
         <w:tc>
@@ -4088,9 +4392,17 @@
               <w:rPr>
                 <w:sz w:val="20"/>
                 <w:szCs w:val="20"/>
-                <w:lang w:val="uk-UA"/>
-              </w:rPr>
-            </w:pPr>
+                <w:lang w:val="en-US"/>
+              </w:rPr>
+            </w:pPr>
+            <w:r>
+              <w:rPr>
+                <w:sz w:val="20"/>
+                <w:szCs w:val="20"/>
+                <w:lang w:val="en-US"/>
+              </w:rPr>
+              <w:t>28</w:t>
+            </w:r>
           </w:p>
         </w:tc>
         <w:tc>
@@ -4104,9 +4416,17 @@
               <w:rPr>
                 <w:sz w:val="20"/>
                 <w:szCs w:val="20"/>
-                <w:lang w:val="uk-UA"/>
-              </w:rPr>
-            </w:pPr>
+                <w:lang w:val="en-US"/>
+              </w:rPr>
+            </w:pPr>
+            <w:r>
+              <w:rPr>
+                <w:sz w:val="20"/>
+                <w:szCs w:val="20"/>
+                <w:lang w:val="en-US"/>
+              </w:rPr>
+              <w:t>58</w:t>
+            </w:r>
           </w:p>
         </w:tc>
         <w:tc>

--- a/Lecture/Chem/Exem/2025_26/2_Gr_2025.docx
+++ b/Lecture/Chem/Exem/2025_26/2_Gr_2025.docx
@@ -1126,9 +1126,17 @@
               <w:rPr>
                 <w:sz w:val="20"/>
                 <w:szCs w:val="20"/>
-                <w:lang w:val="uk-UA"/>
-              </w:rPr>
-            </w:pPr>
+                <w:lang w:val="en-US"/>
+              </w:rPr>
+            </w:pPr>
+            <w:r>
+              <w:rPr>
+                <w:sz w:val="20"/>
+                <w:szCs w:val="20"/>
+                <w:lang w:val="en-US"/>
+              </w:rPr>
+              <w:t>29</w:t>
+            </w:r>
           </w:p>
         </w:tc>
         <w:tc>
@@ -1142,9 +1150,17 @@
               <w:rPr>
                 <w:sz w:val="20"/>
                 <w:szCs w:val="20"/>
-                <w:lang w:val="uk-UA"/>
-              </w:rPr>
-            </w:pPr>
+                <w:lang w:val="en-US"/>
+              </w:rPr>
+            </w:pPr>
+            <w:r>
+              <w:rPr>
+                <w:sz w:val="20"/>
+                <w:szCs w:val="20"/>
+                <w:lang w:val="en-US"/>
+              </w:rPr>
+              <w:t>29</w:t>
+            </w:r>
           </w:p>
         </w:tc>
         <w:tc>
@@ -1158,9 +1174,17 @@
               <w:rPr>
                 <w:sz w:val="20"/>
                 <w:szCs w:val="20"/>
-                <w:lang w:val="uk-UA"/>
-              </w:rPr>
-            </w:pPr>
+                <w:lang w:val="en-US"/>
+              </w:rPr>
+            </w:pPr>
+            <w:r>
+              <w:rPr>
+                <w:sz w:val="20"/>
+                <w:szCs w:val="20"/>
+                <w:lang w:val="en-US"/>
+              </w:rPr>
+              <w:t>58</w:t>
+            </w:r>
           </w:p>
         </w:tc>
         <w:tc>
@@ -1292,9 +1316,17 @@
               <w:rPr>
                 <w:sz w:val="20"/>
                 <w:szCs w:val="20"/>
-                <w:lang w:val="uk-UA"/>
-              </w:rPr>
-            </w:pPr>
+                <w:lang w:val="en-US"/>
+              </w:rPr>
+            </w:pPr>
+            <w:r>
+              <w:rPr>
+                <w:sz w:val="20"/>
+                <w:szCs w:val="20"/>
+                <w:lang w:val="en-US"/>
+              </w:rPr>
+              <w:t>25</w:t>
+            </w:r>
           </w:p>
         </w:tc>
         <w:tc>
@@ -1308,9 +1340,17 @@
               <w:rPr>
                 <w:sz w:val="20"/>
                 <w:szCs w:val="20"/>
-                <w:lang w:val="uk-UA"/>
-              </w:rPr>
-            </w:pPr>
+                <w:lang w:val="en-US"/>
+              </w:rPr>
+            </w:pPr>
+            <w:r>
+              <w:rPr>
+                <w:sz w:val="20"/>
+                <w:szCs w:val="20"/>
+                <w:lang w:val="en-US"/>
+              </w:rPr>
+              <w:t>25</w:t>
+            </w:r>
           </w:p>
         </w:tc>
         <w:tc>
@@ -1324,9 +1364,17 @@
               <w:rPr>
                 <w:sz w:val="20"/>
                 <w:szCs w:val="20"/>
-                <w:lang w:val="uk-UA"/>
-              </w:rPr>
-            </w:pPr>
+                <w:lang w:val="en-US"/>
+              </w:rPr>
+            </w:pPr>
+            <w:r>
+              <w:rPr>
+                <w:sz w:val="20"/>
+                <w:szCs w:val="20"/>
+                <w:lang w:val="en-US"/>
+              </w:rPr>
+              <w:t>50</w:t>
+            </w:r>
           </w:p>
         </w:tc>
         <w:tc>
@@ -1457,9 +1505,17 @@
               <w:rPr>
                 <w:sz w:val="20"/>
                 <w:szCs w:val="20"/>
-                <w:lang w:val="uk-UA"/>
-              </w:rPr>
-            </w:pPr>
+                <w:lang w:val="en-US"/>
+              </w:rPr>
+            </w:pPr>
+            <w:r>
+              <w:rPr>
+                <w:sz w:val="20"/>
+                <w:szCs w:val="20"/>
+                <w:lang w:val="en-US"/>
+              </w:rPr>
+              <w:t>29</w:t>
+            </w:r>
           </w:p>
         </w:tc>
         <w:tc>
@@ -1473,9 +1529,17 @@
               <w:rPr>
                 <w:sz w:val="20"/>
                 <w:szCs w:val="20"/>
-                <w:lang w:val="uk-UA"/>
-              </w:rPr>
-            </w:pPr>
+                <w:lang w:val="en-US"/>
+              </w:rPr>
+            </w:pPr>
+            <w:r>
+              <w:rPr>
+                <w:sz w:val="20"/>
+                <w:szCs w:val="20"/>
+                <w:lang w:val="en-US"/>
+              </w:rPr>
+              <w:t>24</w:t>
+            </w:r>
           </w:p>
         </w:tc>
         <w:tc>
@@ -1489,9 +1553,17 @@
               <w:rPr>
                 <w:sz w:val="20"/>
                 <w:szCs w:val="20"/>
-                <w:lang w:val="uk-UA"/>
-              </w:rPr>
-            </w:pPr>
+                <w:lang w:val="en-US"/>
+              </w:rPr>
+            </w:pPr>
+            <w:r>
+              <w:rPr>
+                <w:sz w:val="20"/>
+                <w:szCs w:val="20"/>
+                <w:lang w:val="en-US"/>
+              </w:rPr>
+              <w:t>53</w:t>
+            </w:r>
           </w:p>
         </w:tc>
         <w:tc>
@@ -1985,9 +2057,17 @@
               <w:rPr>
                 <w:sz w:val="20"/>
                 <w:szCs w:val="20"/>
-                <w:lang w:val="uk-UA"/>
-              </w:rPr>
-            </w:pPr>
+                <w:lang w:val="en-US"/>
+              </w:rPr>
+            </w:pPr>
+            <w:r>
+              <w:rPr>
+                <w:sz w:val="20"/>
+                <w:szCs w:val="20"/>
+                <w:lang w:val="en-US"/>
+              </w:rPr>
+              <w:t>25</w:t>
+            </w:r>
           </w:p>
         </w:tc>
         <w:tc>
@@ -2001,9 +2081,17 @@
               <w:rPr>
                 <w:sz w:val="20"/>
                 <w:szCs w:val="20"/>
-                <w:lang w:val="uk-UA"/>
-              </w:rPr>
-            </w:pPr>
+                <w:lang w:val="en-US"/>
+              </w:rPr>
+            </w:pPr>
+            <w:r>
+              <w:rPr>
+                <w:sz w:val="20"/>
+                <w:szCs w:val="20"/>
+                <w:lang w:val="en-US"/>
+              </w:rPr>
+              <w:t>20</w:t>
+            </w:r>
           </w:p>
         </w:tc>
         <w:tc>
@@ -2017,9 +2105,17 @@
               <w:rPr>
                 <w:sz w:val="20"/>
                 <w:szCs w:val="20"/>
-                <w:lang w:val="uk-UA"/>
-              </w:rPr>
-            </w:pPr>
+                <w:lang w:val="en-US"/>
+              </w:rPr>
+            </w:pPr>
+            <w:r>
+              <w:rPr>
+                <w:sz w:val="20"/>
+                <w:szCs w:val="20"/>
+                <w:lang w:val="en-US"/>
+              </w:rPr>
+              <w:t>45</w:t>
+            </w:r>
           </w:p>
         </w:tc>
         <w:tc>
@@ -2351,6 +2447,14 @@
                 <w:lang w:val="en-US"/>
               </w:rPr>
             </w:pPr>
+            <w:r>
+              <w:rPr>
+                <w:sz w:val="20"/>
+                <w:szCs w:val="20"/>
+                <w:lang w:val="en-US"/>
+              </w:rPr>
+              <w:t>25</w:t>
+            </w:r>
           </w:p>
         </w:tc>
         <w:tc>
@@ -2364,9 +2468,17 @@
               <w:rPr>
                 <w:sz w:val="20"/>
                 <w:szCs w:val="20"/>
-                <w:lang w:val="uk-UA"/>
-              </w:rPr>
-            </w:pPr>
+                <w:lang w:val="en-US"/>
+              </w:rPr>
+            </w:pPr>
+            <w:r>
+              <w:rPr>
+                <w:sz w:val="20"/>
+                <w:szCs w:val="20"/>
+                <w:lang w:val="en-US"/>
+              </w:rPr>
+              <w:t>53</w:t>
+            </w:r>
           </w:p>
         </w:tc>
         <w:tc>
@@ -2513,9 +2625,17 @@
               <w:rPr>
                 <w:sz w:val="20"/>
                 <w:szCs w:val="20"/>
-                <w:lang w:val="uk-UA"/>
-              </w:rPr>
-            </w:pPr>
+                <w:lang w:val="en-US"/>
+              </w:rPr>
+            </w:pPr>
+            <w:r>
+              <w:rPr>
+                <w:sz w:val="20"/>
+                <w:szCs w:val="20"/>
+                <w:lang w:val="en-US"/>
+              </w:rPr>
+              <w:t>26</w:t>
+            </w:r>
           </w:p>
         </w:tc>
         <w:tc>
@@ -2529,9 +2649,17 @@
               <w:rPr>
                 <w:sz w:val="20"/>
                 <w:szCs w:val="20"/>
-                <w:lang w:val="uk-UA"/>
-              </w:rPr>
-            </w:pPr>
+                <w:lang w:val="en-US"/>
+              </w:rPr>
+            </w:pPr>
+            <w:r>
+              <w:rPr>
+                <w:sz w:val="20"/>
+                <w:szCs w:val="20"/>
+                <w:lang w:val="en-US"/>
+              </w:rPr>
+              <w:t>52</w:t>
+            </w:r>
           </w:p>
         </w:tc>
         <w:tc>
@@ -2654,9 +2782,17 @@
               <w:rPr>
                 <w:sz w:val="20"/>
                 <w:szCs w:val="20"/>
-                <w:lang w:val="uk-UA"/>
-              </w:rPr>
-            </w:pPr>
+                <w:lang w:val="en-US"/>
+              </w:rPr>
+            </w:pPr>
+            <w:r>
+              <w:rPr>
+                <w:sz w:val="20"/>
+                <w:szCs w:val="20"/>
+                <w:lang w:val="en-US"/>
+              </w:rPr>
+              <w:t>22</w:t>
+            </w:r>
           </w:p>
         </w:tc>
         <w:tc>
@@ -2670,9 +2806,17 @@
               <w:rPr>
                 <w:sz w:val="20"/>
                 <w:szCs w:val="20"/>
-                <w:lang w:val="uk-UA"/>
-              </w:rPr>
-            </w:pPr>
+                <w:lang w:val="en-US"/>
+              </w:rPr>
+            </w:pPr>
+            <w:r>
+              <w:rPr>
+                <w:sz w:val="20"/>
+                <w:szCs w:val="20"/>
+                <w:lang w:val="en-US"/>
+              </w:rPr>
+              <w:t>20</w:t>
+            </w:r>
           </w:p>
         </w:tc>
         <w:tc>
@@ -2686,9 +2830,17 @@
               <w:rPr>
                 <w:sz w:val="20"/>
                 <w:szCs w:val="20"/>
-                <w:lang w:val="uk-UA"/>
-              </w:rPr>
-            </w:pPr>
+                <w:lang w:val="en-US"/>
+              </w:rPr>
+            </w:pPr>
+            <w:r>
+              <w:rPr>
+                <w:sz w:val="20"/>
+                <w:szCs w:val="20"/>
+                <w:lang w:val="en-US"/>
+              </w:rPr>
+              <w:t>42</w:t>
+            </w:r>
           </w:p>
         </w:tc>
         <w:tc>
@@ -2835,9 +2987,17 @@
               <w:rPr>
                 <w:sz w:val="20"/>
                 <w:szCs w:val="20"/>
-                <w:lang w:val="uk-UA"/>
-              </w:rPr>
-            </w:pPr>
+                <w:lang w:val="en-US"/>
+              </w:rPr>
+            </w:pPr>
+            <w:r>
+              <w:rPr>
+                <w:sz w:val="20"/>
+                <w:szCs w:val="20"/>
+                <w:lang w:val="en-US"/>
+              </w:rPr>
+              <w:t>29</w:t>
+            </w:r>
           </w:p>
         </w:tc>
         <w:tc>
@@ -2851,9 +3011,17 @@
               <w:rPr>
                 <w:sz w:val="20"/>
                 <w:szCs w:val="20"/>
-                <w:lang w:val="uk-UA"/>
-              </w:rPr>
-            </w:pPr>
+                <w:lang w:val="en-US"/>
+              </w:rPr>
+            </w:pPr>
+            <w:r>
+              <w:rPr>
+                <w:sz w:val="20"/>
+                <w:szCs w:val="20"/>
+                <w:lang w:val="en-US"/>
+              </w:rPr>
+              <w:t>59</w:t>
+            </w:r>
           </w:p>
         </w:tc>
         <w:tc>
@@ -3340,9 +3508,17 @@
               <w:rPr>
                 <w:sz w:val="20"/>
                 <w:szCs w:val="20"/>
-                <w:lang w:val="uk-UA"/>
-              </w:rPr>
-            </w:pPr>
+                <w:lang w:val="en-US"/>
+              </w:rPr>
+            </w:pPr>
+            <w:r>
+              <w:rPr>
+                <w:sz w:val="20"/>
+                <w:szCs w:val="20"/>
+                <w:lang w:val="en-US"/>
+              </w:rPr>
+              <w:t>23</w:t>
+            </w:r>
           </w:p>
         </w:tc>
         <w:tc>
@@ -3356,9 +3532,17 @@
               <w:rPr>
                 <w:sz w:val="20"/>
                 <w:szCs w:val="20"/>
-                <w:lang w:val="uk-UA"/>
-              </w:rPr>
-            </w:pPr>
+                <w:lang w:val="en-US"/>
+              </w:rPr>
+            </w:pPr>
+            <w:r>
+              <w:rPr>
+                <w:sz w:val="20"/>
+                <w:szCs w:val="20"/>
+                <w:lang w:val="en-US"/>
+              </w:rPr>
+              <w:t>24</w:t>
+            </w:r>
           </w:p>
         </w:tc>
         <w:tc>
@@ -3372,9 +3556,17 @@
               <w:rPr>
                 <w:sz w:val="20"/>
                 <w:szCs w:val="20"/>
-                <w:lang w:val="uk-UA"/>
-              </w:rPr>
-            </w:pPr>
+                <w:lang w:val="en-US"/>
+              </w:rPr>
+            </w:pPr>
+            <w:r>
+              <w:rPr>
+                <w:sz w:val="20"/>
+                <w:szCs w:val="20"/>
+                <w:lang w:val="en-US"/>
+              </w:rPr>
+              <w:t>47</w:t>
+            </w:r>
           </w:p>
         </w:tc>
         <w:tc>
@@ -4047,6 +4239,14 @@
                 <w:lang w:val="en-US"/>
               </w:rPr>
             </w:pPr>
+            <w:r>
+              <w:rPr>
+                <w:sz w:val="20"/>
+                <w:szCs w:val="20"/>
+                <w:lang w:val="en-US"/>
+              </w:rPr>
+              <w:t>12</w:t>
+            </w:r>
           </w:p>
         </w:tc>
         <w:tc>
@@ -4060,9 +4260,17 @@
               <w:rPr>
                 <w:sz w:val="20"/>
                 <w:szCs w:val="20"/>
-                <w:lang w:val="uk-UA"/>
-              </w:rPr>
-            </w:pPr>
+                <w:lang w:val="en-US"/>
+              </w:rPr>
+            </w:pPr>
+            <w:r>
+              <w:rPr>
+                <w:sz w:val="20"/>
+                <w:szCs w:val="20"/>
+                <w:lang w:val="en-US"/>
+              </w:rPr>
+              <w:t>13</w:t>
+            </w:r>
           </w:p>
         </w:tc>
         <w:tc>
@@ -4076,9 +4284,17 @@
               <w:rPr>
                 <w:sz w:val="20"/>
                 <w:szCs w:val="20"/>
-                <w:lang w:val="uk-UA"/>
-              </w:rPr>
-            </w:pPr>
+                <w:lang w:val="en-US"/>
+              </w:rPr>
+            </w:pPr>
+            <w:r>
+              <w:rPr>
+                <w:sz w:val="20"/>
+                <w:szCs w:val="20"/>
+                <w:lang w:val="en-US"/>
+              </w:rPr>
+              <w:t>25</w:t>
+            </w:r>
           </w:p>
         </w:tc>
         <w:tc>
@@ -4226,9 +4442,17 @@
               <w:rPr>
                 <w:sz w:val="20"/>
                 <w:szCs w:val="20"/>
-                <w:lang w:val="uk-UA"/>
-              </w:rPr>
-            </w:pPr>
+                <w:lang w:val="en-US"/>
+              </w:rPr>
+            </w:pPr>
+            <w:r>
+              <w:rPr>
+                <w:sz w:val="20"/>
+                <w:szCs w:val="20"/>
+                <w:lang w:val="en-US"/>
+              </w:rPr>
+              <w:t>25</w:t>
+            </w:r>
           </w:p>
         </w:tc>
         <w:tc>
@@ -4242,9 +4466,17 @@
               <w:rPr>
                 <w:sz w:val="20"/>
                 <w:szCs w:val="20"/>
-                <w:lang w:val="uk-UA"/>
-              </w:rPr>
-            </w:pPr>
+                <w:lang w:val="en-US"/>
+              </w:rPr>
+            </w:pPr>
+            <w:r>
+              <w:rPr>
+                <w:sz w:val="20"/>
+                <w:szCs w:val="20"/>
+                <w:lang w:val="en-US"/>
+              </w:rPr>
+              <w:t>51</w:t>
+            </w:r>
           </w:p>
         </w:tc>
         <w:tc>
